--- a/data/Crawl nội dung Ntrend.docx
+++ b/data/Crawl nội dung Ntrend.docx
@@ -4,30 +4,37 @@
   <w:body>
     <w:p>
       <w:pPr>
-        <w:numPr>
-          <w:ilvl w:val="0"/>
-          <w:numId w:val="1"/>
-        </w:numPr>
-        <w:ind w:left="720" w:hanging="360"/>
-        <w:rPr>
-          <w:u w:val="none"/>
-        </w:rPr>
-      </w:pPr>
-      <w:r>
-        <w:rPr>
-          <w:rtl w:val="0"/>
-        </w:rPr>
-        <w:t xml:space="preserve">Web: </w:t>
+        <w:pStyle w:val="Heading1"/>
+        <w:jc w:val="center"/>
+        <w:rPr/>
+      </w:pPr>
+      <w:bookmarkStart w:colFirst="0" w:colLast="0" w:name="_qcjdjb4u6anu" w:id="0"/>
+      <w:bookmarkEnd w:id="0"/>
+      <w:r>
+        <w:rPr>
+          <w:rtl w:val="0"/>
+        </w:rPr>
+        <w:t xml:space="preserve">Review trang sp mẫu perma</w:t>
+      </w:r>
+    </w:p>
+    <w:p>
+      <w:pPr>
+        <w:rPr/>
+      </w:pPr>
+      <w:r>
+        <w:rPr>
+          <w:rtl w:val="0"/>
+        </w:rPr>
+        <w:t xml:space="preserve">Đây là tổng quan 1 bài sản phẩm trên Ntrend để cậu xem các phần thông tin cần có của 1 bài (Bài chỉ mang tính chất tham khảo về nội dung thôi): </w:t>
       </w:r>
       <w:hyperlink r:id="rId6">
         <w:r>
           <w:rPr>
-            <w:rFonts w:ascii="Tahoma" w:cs="Tahoma" w:eastAsia="Tahoma" w:hAnsi="Tahoma"/>
             <w:color w:val="1155cc"/>
             <w:u w:val="single"/>
             <w:rtl w:val="0"/>
           </w:rPr>
-          <w:t xml:space="preserve">https://festo.com/</w:t>
+          <w:t xml:space="preserve">https://ntrend.com.vn/san-pham/classic-perma</w:t>
         </w:r>
       </w:hyperlink>
       <w:r>
@@ -39,131 +46,156 @@
     </w:p>
     <w:p>
       <w:pPr>
-        <w:rPr/>
-      </w:pPr>
-      <w:r>
-        <w:rPr>
-          <w:rtl w:val="0"/>
-        </w:rPr>
-        <w:t xml:space="preserve">Actuators and drives &gt; Pneumatic cylinders &gt; Piston rod cylinders &gt; Round cylinders &gt; </w:t>
-      </w:r>
-      <w:r>
+        <w:pStyle w:val="Heading2"/>
         <w:rPr>
           <w:b w:val="1"/>
           <w:bCs w:val="1"/>
+        </w:rPr>
+      </w:pPr>
+      <w:bookmarkStart w:colFirst="0" w:colLast="0" w:name="_u6e99qu5hwr4" w:id="1"/>
+      <w:bookmarkEnd w:id="1"/>
+      <w:r>
+        <w:rPr>
+          <w:b w:val="1"/>
+          <w:bCs w:val="1"/>
+          <w:rtl w:val="0"/>
+        </w:rPr>
+        <w:t xml:space="preserve">Sửa nội dung chung cho tất cả các bài</w:t>
+      </w:r>
+    </w:p>
+    <w:p>
+      <w:pPr>
+        <w:numPr>
+          <w:ilvl w:val="0"/>
+          <w:numId w:val="2"/>
+        </w:numPr>
+        <w:ind w:left="720" w:hanging="360"/>
+        <w:rPr>
+          <w:u w:val="none"/>
+        </w:rPr>
+      </w:pPr>
+      <w:r>
+        <w:rPr>
+          <w:rtl w:val="0"/>
+        </w:rPr>
+        <w:t xml:space="preserve">T nghĩ nên chia các bài nội dung ra các file khác nhau và tổng hợp thành folder để sau này c up bài lên sẽ dễ hơn (Giống hồi trước mình làm ấy)</w:t>
+      </w:r>
+    </w:p>
+    <w:p>
+      <w:pPr>
+        <w:numPr>
+          <w:ilvl w:val="0"/>
+          <w:numId w:val="2"/>
+        </w:numPr>
+        <w:ind w:left="720" w:hanging="360"/>
+        <w:rPr>
+          <w:u w:val="none"/>
+        </w:rPr>
+      </w:pPr>
+      <w:r>
+        <w:rPr>
+          <w:rtl w:val="0"/>
+        </w:rPr>
+        <w:t xml:space="preserve">Phần </w:t>
+      </w:r>
+      <w:r>
+        <w:rPr>
+          <w:i w:val="1"/>
+          <w:iCs w:val="1"/>
+          <w:u w:val="single"/>
+          <w:rtl w:val="0"/>
+        </w:rPr>
+        <w:t xml:space="preserve">Danh mục sản phẩm</w:t>
+      </w:r>
+      <w:r>
+        <w:rPr>
+          <w:rtl w:val="0"/>
+        </w:rPr>
+        <w:t xml:space="preserve"> là danh mục của web Ntrend (Kp của perma), t sẽ đưa list để cậu fill vào để sau đăng bài thì phân loại sản phẩm theo danh mục trên web Ntrend ấy. Ví dụ t sẽ đưa file mẫu thế này (</w:t>
+      </w:r>
+      <w:hyperlink r:id="rId7">
+        <w:r>
+          <w:rPr>
+            <w:color w:val="1155cc"/>
+            <w:u w:val="single"/>
+            <w:rtl w:val="0"/>
+          </w:rPr>
+          <w:t xml:space="preserve">File mẫu SICK để cậu tham khảo</w:t>
+        </w:r>
+      </w:hyperlink>
+      <w:r>
+        <w:rPr>
+          <w:rtl w:val="0"/>
+        </w:rPr>
+        <w:t xml:space="preserve">)</w:t>
+      </w:r>
+    </w:p>
+    <w:p>
+      <w:pPr>
+        <w:numPr>
+          <w:ilvl w:val="0"/>
+          <w:numId w:val="2"/>
+        </w:numPr>
+        <w:ind w:left="720" w:hanging="360"/>
+        <w:rPr>
+          <w:u w:val="none"/>
+        </w:rPr>
+      </w:pPr>
+      <w:r>
+        <w:rPr>
+          <w:rtl w:val="0"/>
+        </w:rPr>
+        <w:t xml:space="preserve">Phần hình ảnh - </w:t>
+      </w:r>
+      <w:r>
+        <w:rPr>
           <w:color w:val="ff0000"/>
           <w:rtl w:val="0"/>
         </w:rPr>
-        <w:t xml:space="preserve">Round cylinder DSNU-S (Level cần lấy)</w:t>
-      </w:r>
-      <w:r>
-        <w:rPr>
-          <w:rtl w:val="0"/>
-        </w:rPr>
-        <w:t xml:space="preserve"> &gt; Round cylinder DSNU-12-70- P -A (Sản phẩm cụ thể, kp dòng/series)</w:t>
-      </w:r>
-    </w:p>
-    <w:p>
-      <w:pPr>
-        <w:rPr/>
-      </w:pPr>
-      <w:r>
-        <w:rPr/>
+        <w:t xml:space="preserve">tỉ lệ căn logo và sdt chưa khớp</w:t>
+      </w:r>
+      <w:r>
+        <w:rPr>
+          <w:rtl w:val="0"/>
+        </w:rPr>
+        <w:t xml:space="preserve"> ấy, t đã gửi tỉ lệ mẫu ở link canva này c check lại giúp t, với cả cái hình chỗ số điện thoại chưa khớp với mẫu có sẵn</w:t>
+      </w:r>
+    </w:p>
+    <w:p>
+      <w:pPr>
+        <w:ind w:left="720" w:firstLine="0"/>
+        <w:rPr/>
+      </w:pPr>
+      <w:hyperlink r:id="rId8">
+        <w:r>
+          <w:rPr>
+            <w:color w:val="1155cc"/>
+            <w:u w:val="single"/>
+            <w:rtl w:val="0"/>
+          </w:rPr>
+          <w:t xml:space="preserve">https://www.canva.com/design/DAHQuR12ufE/-StnXEvO9ZfZJokXjqQriA/edit</w:t>
+        </w:r>
+      </w:hyperlink>
+      <w:r>
+        <w:rPr>
+          <w:rtl w:val="0"/>
+        </w:rPr>
+        <w:t xml:space="preserve"> </w:t>
+      </w:r>
+      <w:r>
         <w:drawing>
-          <wp:inline distB="114300" distT="114300" distL="114300" distR="114300">
-            <wp:extent cx="5731200" cy="2794000"/>
+          <wp:anchor allowOverlap="1" behindDoc="0" distB="114300" distT="114300" distL="114300" distR="114300" hidden="0" layoutInCell="1" locked="0" relativeHeight="0" simplePos="0">
+            <wp:simplePos x="0" y="0"/>
+            <wp:positionH relativeFrom="column">
+              <wp:posOffset>1095375</wp:posOffset>
+            </wp:positionH>
+            <wp:positionV relativeFrom="paragraph">
+              <wp:posOffset>192500</wp:posOffset>
+            </wp:positionV>
+            <wp:extent cx="3572383" cy="3343275"/>
             <wp:effectExtent b="0" l="0" r="0" t="0"/>
-            <wp:docPr id="2" name="image3.png"/>
-            <a:graphic>
-              <a:graphicData uri="http://schemas.openxmlformats.org/drawingml/2006/picture">
-                <pic:pic>
-                  <pic:nvPicPr>
-                    <pic:cNvPr id="0" name="image3.png"/>
-                    <pic:cNvPicPr preferRelativeResize="0"/>
-                  </pic:nvPicPr>
-                  <pic:blipFill>
-                    <a:blip r:embed="rId7"/>
-                    <a:srcRect b="0" l="0" r="0" t="0"/>
-                    <a:stretch>
-                      <a:fillRect/>
-                    </a:stretch>
-                  </pic:blipFill>
-                  <pic:spPr>
-                    <a:xfrm>
-                      <a:off x="0" y="0"/>
-                      <a:ext cx="5731200" cy="2794000"/>
-                    </a:xfrm>
-                    <a:prstGeom prst="rect"/>
-                    <a:ln/>
-                  </pic:spPr>
-                </pic:pic>
-              </a:graphicData>
-            </a:graphic>
-          </wp:inline>
-        </w:drawing>
-      </w:r>
-      <w:r>
-        <w:rPr>
-          <w:rtl w:val="0"/>
-        </w:rPr>
-      </w:r>
-    </w:p>
-    <w:p>
-      <w:pPr>
-        <w:rPr/>
-      </w:pPr>
-      <w:r>
-        <w:rPr/>
-        <w:drawing>
-          <wp:inline distB="114300" distT="114300" distL="114300" distR="114300">
-            <wp:extent cx="5731200" cy="2578100"/>
-            <wp:effectExtent b="0" l="0" r="0" t="0"/>
-            <wp:docPr id="4" name="image1.png"/>
-            <a:graphic>
-              <a:graphicData uri="http://schemas.openxmlformats.org/drawingml/2006/picture">
-                <pic:pic>
-                  <pic:nvPicPr>
-                    <pic:cNvPr id="0" name="image1.png"/>
-                    <pic:cNvPicPr preferRelativeResize="0"/>
-                  </pic:nvPicPr>
-                  <pic:blipFill>
-                    <a:blip r:embed="rId8"/>
-                    <a:srcRect b="0" l="0" r="0" t="0"/>
-                    <a:stretch>
-                      <a:fillRect/>
-                    </a:stretch>
-                  </pic:blipFill>
-                  <pic:spPr>
-                    <a:xfrm>
-                      <a:off x="0" y="0"/>
-                      <a:ext cx="5731200" cy="2578100"/>
-                    </a:xfrm>
-                    <a:prstGeom prst="rect"/>
-                    <a:ln/>
-                  </pic:spPr>
-                </pic:pic>
-              </a:graphicData>
-            </a:graphic>
-          </wp:inline>
-        </w:drawing>
-      </w:r>
-      <w:r>
-        <w:rPr>
-          <w:rtl w:val="0"/>
-        </w:rPr>
-      </w:r>
-    </w:p>
-    <w:p>
-      <w:pPr>
-        <w:rPr/>
-      </w:pPr>
-      <w:r>
-        <w:rPr/>
-        <w:drawing>
-          <wp:inline distB="114300" distT="114300" distL="114300" distR="114300">
-            <wp:extent cx="5731200" cy="2755900"/>
-            <wp:effectExtent b="0" l="0" r="0" t="0"/>
-            <wp:docPr id="3" name="image8.png"/>
+            <wp:wrapNone/>
+            <wp:docPr id="9" name="image8.png"/>
             <a:graphic>
               <a:graphicData uri="http://schemas.openxmlformats.org/drawingml/2006/picture">
                 <pic:pic>
@@ -181,7 +213,7 @@
                   <pic:spPr>
                     <a:xfrm>
                       <a:off x="0" y="0"/>
-                      <a:ext cx="5731200" cy="2755900"/>
+                      <a:ext cx="3572383" cy="3343275"/>
                     </a:xfrm>
                     <a:prstGeom prst="rect"/>
                     <a:ln/>
@@ -189,31 +221,226 @@
                 </pic:pic>
               </a:graphicData>
             </a:graphic>
-          </wp:inline>
+          </wp:anchor>
         </w:drawing>
       </w:r>
-      <w:r>
-        <w:rPr>
-          <w:rtl w:val="0"/>
-        </w:rPr>
-      </w:r>
-    </w:p>
-    <w:p>
-      <w:pPr>
-        <w:rPr/>
-      </w:pPr>
-      <w:r>
-        <w:rPr/>
+    </w:p>
+    <w:p>
+      <w:pPr>
+        <w:ind w:left="720" w:firstLine="0"/>
+        <w:rPr/>
+      </w:pPr>
+      <w:r>
+        <w:rPr>
+          <w:rtl w:val="0"/>
+        </w:rPr>
+      </w:r>
+    </w:p>
+    <w:p>
+      <w:pPr>
+        <w:ind w:left="720" w:firstLine="0"/>
+        <w:rPr/>
+      </w:pPr>
+      <w:r>
+        <w:rPr>
+          <w:rtl w:val="0"/>
+        </w:rPr>
+      </w:r>
+    </w:p>
+    <w:p>
+      <w:pPr>
+        <w:ind w:left="720" w:firstLine="0"/>
+        <w:rPr/>
+      </w:pPr>
+      <w:r>
+        <w:rPr>
+          <w:rtl w:val="0"/>
+        </w:rPr>
+      </w:r>
+    </w:p>
+    <w:p>
+      <w:pPr>
+        <w:ind w:left="720" w:firstLine="0"/>
+        <w:rPr/>
+      </w:pPr>
+      <w:r>
+        <w:rPr>
+          <w:rtl w:val="0"/>
+        </w:rPr>
+      </w:r>
+    </w:p>
+    <w:p>
+      <w:pPr>
+        <w:ind w:left="720" w:firstLine="0"/>
+        <w:rPr/>
+      </w:pPr>
+      <w:r>
+        <w:rPr>
+          <w:rtl w:val="0"/>
+        </w:rPr>
+      </w:r>
+    </w:p>
+    <w:p>
+      <w:pPr>
+        <w:ind w:left="720" w:firstLine="0"/>
+        <w:rPr/>
+      </w:pPr>
+      <w:r>
+        <w:rPr>
+          <w:rtl w:val="0"/>
+        </w:rPr>
+      </w:r>
+    </w:p>
+    <w:p>
+      <w:pPr>
+        <w:ind w:left="720" w:firstLine="0"/>
+        <w:rPr/>
+      </w:pPr>
+      <w:r>
+        <w:rPr>
+          <w:rtl w:val="0"/>
+        </w:rPr>
+      </w:r>
+    </w:p>
+    <w:p>
+      <w:pPr>
+        <w:ind w:left="720" w:firstLine="0"/>
+        <w:rPr/>
+      </w:pPr>
+      <w:r>
+        <w:rPr>
+          <w:rtl w:val="0"/>
+        </w:rPr>
+      </w:r>
+    </w:p>
+    <w:p>
+      <w:pPr>
+        <w:ind w:left="720" w:firstLine="0"/>
+        <w:rPr/>
+      </w:pPr>
+      <w:r>
+        <w:rPr>
+          <w:rtl w:val="0"/>
+        </w:rPr>
+      </w:r>
+    </w:p>
+    <w:p>
+      <w:pPr>
+        <w:ind w:left="720" w:firstLine="0"/>
+        <w:rPr/>
+      </w:pPr>
+      <w:r>
+        <w:rPr>
+          <w:rtl w:val="0"/>
+        </w:rPr>
+      </w:r>
+    </w:p>
+    <w:p>
+      <w:pPr>
+        <w:ind w:left="720" w:firstLine="0"/>
+        <w:rPr/>
+      </w:pPr>
+      <w:r>
+        <w:rPr>
+          <w:rtl w:val="0"/>
+        </w:rPr>
+      </w:r>
+    </w:p>
+    <w:p>
+      <w:pPr>
+        <w:ind w:left="720" w:firstLine="0"/>
+        <w:rPr/>
+      </w:pPr>
+      <w:r>
+        <w:rPr>
+          <w:rtl w:val="0"/>
+        </w:rPr>
+      </w:r>
+    </w:p>
+    <w:p>
+      <w:pPr>
+        <w:ind w:left="720" w:firstLine="0"/>
+        <w:rPr/>
+      </w:pPr>
+      <w:r>
+        <w:rPr>
+          <w:rtl w:val="0"/>
+        </w:rPr>
+      </w:r>
+    </w:p>
+    <w:p>
+      <w:pPr>
+        <w:ind w:left="720" w:firstLine="0"/>
+        <w:rPr/>
+      </w:pPr>
+      <w:r>
+        <w:rPr>
+          <w:rtl w:val="0"/>
+        </w:rPr>
+      </w:r>
+    </w:p>
+    <w:p>
+      <w:pPr>
+        <w:ind w:left="720" w:firstLine="0"/>
+        <w:rPr/>
+      </w:pPr>
+      <w:r>
+        <w:rPr>
+          <w:rtl w:val="0"/>
+        </w:rPr>
+      </w:r>
+    </w:p>
+    <w:p>
+      <w:pPr>
+        <w:ind w:left="720" w:firstLine="0"/>
+        <w:rPr/>
+      </w:pPr>
+      <w:r>
+        <w:rPr>
+          <w:rtl w:val="0"/>
+        </w:rPr>
+      </w:r>
+    </w:p>
+    <w:p>
+      <w:pPr>
+        <w:ind w:left="720" w:firstLine="0"/>
+        <w:rPr/>
+      </w:pPr>
+      <w:r>
+        <w:rPr>
+          <w:rtl w:val="0"/>
+        </w:rPr>
+      </w:r>
+    </w:p>
+    <w:p>
+      <w:pPr>
+        <w:ind w:left="720" w:firstLine="0"/>
+        <w:rPr/>
+      </w:pPr>
+      <w:r>
+        <w:rPr>
+          <w:rtl w:val="0"/>
+        </w:rPr>
+      </w:r>
+      <w:r>
         <w:drawing>
-          <wp:inline distB="114300" distT="114300" distL="114300" distR="114300">
-            <wp:extent cx="5731200" cy="2755900"/>
+          <wp:anchor allowOverlap="1" behindDoc="0" distB="114300" distT="114300" distL="114300" distR="114300" hidden="0" layoutInCell="1" locked="0" relativeHeight="0" simplePos="0">
+            <wp:simplePos x="0" y="0"/>
+            <wp:positionH relativeFrom="column">
+              <wp:posOffset>1009650</wp:posOffset>
+            </wp:positionH>
+            <wp:positionV relativeFrom="paragraph">
+              <wp:posOffset>208499</wp:posOffset>
+            </wp:positionV>
+            <wp:extent cx="3348038" cy="3339891"/>
             <wp:effectExtent b="0" l="0" r="0" t="0"/>
-            <wp:docPr id="9" name="image5.png"/>
+            <wp:wrapNone/>
+            <wp:docPr id="6" name="image6.png"/>
             <a:graphic>
               <a:graphicData uri="http://schemas.openxmlformats.org/drawingml/2006/picture">
                 <pic:pic>
                   <pic:nvPicPr>
-                    <pic:cNvPr id="0" name="image5.png"/>
+                    <pic:cNvPr id="0" name="image6.png"/>
                     <pic:cNvPicPr preferRelativeResize="0"/>
                   </pic:nvPicPr>
                   <pic:blipFill>
@@ -226,7 +453,7 @@
                   <pic:spPr>
                     <a:xfrm>
                       <a:off x="0" y="0"/>
-                      <a:ext cx="5731200" cy="2755900"/>
+                      <a:ext cx="3348038" cy="3339891"/>
                     </a:xfrm>
                     <a:prstGeom prst="rect"/>
                     <a:ln/>
@@ -234,17 +461,178 @@
                 </pic:pic>
               </a:graphicData>
             </a:graphic>
-          </wp:inline>
+          </wp:anchor>
         </w:drawing>
       </w:r>
-      <w:r>
-        <w:rPr>
-          <w:rtl w:val="0"/>
-        </w:rPr>
-      </w:r>
-    </w:p>
-    <w:p>
-      <w:pPr>
+    </w:p>
+    <w:p>
+      <w:pPr>
+        <w:ind w:left="720" w:firstLine="0"/>
+        <w:rPr/>
+      </w:pPr>
+      <w:r>
+        <w:rPr>
+          <w:rtl w:val="0"/>
+        </w:rPr>
+      </w:r>
+    </w:p>
+    <w:p>
+      <w:pPr>
+        <w:ind w:left="720" w:firstLine="0"/>
+        <w:rPr/>
+      </w:pPr>
+      <w:r>
+        <w:rPr>
+          <w:rtl w:val="0"/>
+        </w:rPr>
+      </w:r>
+    </w:p>
+    <w:p>
+      <w:pPr>
+        <w:ind w:left="720" w:firstLine="0"/>
+        <w:rPr/>
+      </w:pPr>
+      <w:r>
+        <w:rPr>
+          <w:rtl w:val="0"/>
+        </w:rPr>
+      </w:r>
+    </w:p>
+    <w:p>
+      <w:pPr>
+        <w:ind w:left="720" w:firstLine="0"/>
+        <w:rPr/>
+      </w:pPr>
+      <w:r>
+        <w:rPr>
+          <w:rtl w:val="0"/>
+        </w:rPr>
+      </w:r>
+    </w:p>
+    <w:p>
+      <w:pPr>
+        <w:ind w:left="720" w:firstLine="0"/>
+        <w:rPr/>
+      </w:pPr>
+      <w:r>
+        <w:rPr>
+          <w:rtl w:val="0"/>
+        </w:rPr>
+      </w:r>
+    </w:p>
+    <w:p>
+      <w:pPr>
+        <w:ind w:left="720" w:firstLine="0"/>
+        <w:rPr/>
+      </w:pPr>
+      <w:r>
+        <w:rPr>
+          <w:rtl w:val="0"/>
+        </w:rPr>
+      </w:r>
+    </w:p>
+    <w:p>
+      <w:pPr>
+        <w:ind w:left="720" w:firstLine="0"/>
+        <w:rPr/>
+      </w:pPr>
+      <w:r>
+        <w:rPr>
+          <w:rtl w:val="0"/>
+        </w:rPr>
+      </w:r>
+    </w:p>
+    <w:p>
+      <w:pPr>
+        <w:ind w:left="720" w:firstLine="0"/>
+        <w:rPr/>
+      </w:pPr>
+      <w:r>
+        <w:rPr>
+          <w:rtl w:val="0"/>
+        </w:rPr>
+      </w:r>
+    </w:p>
+    <w:p>
+      <w:pPr>
+        <w:ind w:left="720" w:firstLine="0"/>
+        <w:rPr/>
+      </w:pPr>
+      <w:r>
+        <w:rPr>
+          <w:rtl w:val="0"/>
+        </w:rPr>
+      </w:r>
+    </w:p>
+    <w:p>
+      <w:pPr>
+        <w:ind w:left="720" w:firstLine="0"/>
+        <w:rPr/>
+      </w:pPr>
+      <w:r>
+        <w:rPr>
+          <w:rtl w:val="0"/>
+        </w:rPr>
+      </w:r>
+    </w:p>
+    <w:p>
+      <w:pPr>
+        <w:ind w:left="720" w:firstLine="0"/>
+        <w:rPr/>
+      </w:pPr>
+      <w:r>
+        <w:rPr>
+          <w:rtl w:val="0"/>
+        </w:rPr>
+      </w:r>
+    </w:p>
+    <w:p>
+      <w:pPr>
+        <w:ind w:left="720" w:firstLine="0"/>
+        <w:rPr/>
+      </w:pPr>
+      <w:r>
+        <w:rPr>
+          <w:rtl w:val="0"/>
+        </w:rPr>
+      </w:r>
+    </w:p>
+    <w:p>
+      <w:pPr>
+        <w:ind w:left="720" w:firstLine="0"/>
+        <w:rPr/>
+      </w:pPr>
+      <w:r>
+        <w:rPr>
+          <w:rtl w:val="0"/>
+        </w:rPr>
+      </w:r>
+    </w:p>
+    <w:p>
+      <w:pPr>
+        <w:ind w:left="720" w:firstLine="0"/>
+        <w:rPr/>
+      </w:pPr>
+      <w:r>
+        <w:rPr>
+          <w:rtl w:val="0"/>
+        </w:rPr>
+      </w:r>
+    </w:p>
+    <w:p>
+      <w:pPr>
+        <w:ind w:left="0" w:firstLine="0"/>
+        <w:rPr/>
+      </w:pPr>
+      <w:r>
+        <w:rPr>
+          <w:rtl w:val="0"/>
+        </w:rPr>
+      </w:r>
+    </w:p>
+    <w:p>
+      <w:pPr>
+        <w:ind w:left="0" w:firstLine="0"/>
         <w:rPr/>
       </w:pPr>
       <w:r>
@@ -257,7 +645,7 @@
       <w:pPr>
         <w:numPr>
           <w:ilvl w:val="0"/>
-          <w:numId w:val="1"/>
+          <w:numId w:val="2"/>
         </w:numPr>
         <w:ind w:left="720" w:hanging="360"/>
         <w:rPr>
@@ -268,173 +656,287 @@
         <w:rPr>
           <w:rtl w:val="0"/>
         </w:rPr>
-        <w:t xml:space="preserve">Web: </w:t>
-      </w:r>
-      <w:hyperlink r:id="rId11">
-        <w:r>
-          <w:rPr>
-            <w:rFonts w:ascii="Tahoma" w:cs="Tahoma" w:eastAsia="Tahoma" w:hAnsi="Tahoma"/>
-            <w:color w:val="1155cc"/>
-            <w:u w:val="single"/>
-            <w:rtl w:val="0"/>
-          </w:rPr>
-          <w:t xml:space="preserve">https://www.wenglor.com/en/</w:t>
-        </w:r>
-      </w:hyperlink>
-      <w:r>
-        <w:rPr>
-          <w:rtl w:val="0"/>
-        </w:rPr>
-        <w:t xml:space="preserve"> </w:t>
-      </w:r>
-    </w:p>
-    <w:p>
-      <w:pPr>
-        <w:rPr/>
-      </w:pPr>
-      <w:r>
-        <w:rPr>
-          <w:rtl w:val="0"/>
-        </w:rPr>
-        <w:t xml:space="preserve">Sensors &gt; Optoelectronic sensors &gt; Laser sensors for distance measurement &gt; Triangulated laser &gt;</w:t>
-      </w:r>
-    </w:p>
-    <w:p>
-      <w:pPr>
-        <w:rPr/>
-      </w:pPr>
-      <w:r>
-        <w:rPr>
-          <w:rtl w:val="0"/>
-        </w:rPr>
-      </w:r>
-    </w:p>
-    <w:p>
-      <w:pPr>
-        <w:rPr/>
-      </w:pPr>
-      <w:r>
-        <w:rPr>
-          <w:b w:val="1"/>
-          <w:bCs w:val="1"/>
-          <w:color w:val="ff0000"/>
-          <w:rtl w:val="0"/>
-        </w:rPr>
-        <w:t xml:space="preserve">P1PC Series: Versatile sensors for all challenges (Level cần lấy) </w:t>
-      </w:r>
-      <w:r>
-        <w:rPr>
-          <w:rtl w:val="0"/>
-        </w:rPr>
-        <w:t xml:space="preserve">&gt; P1PC011</w:t>
-      </w:r>
-    </w:p>
-    <w:p>
-      <w:pPr>
-        <w:rPr>
-          <w:b w:val="1"/>
-          <w:bCs w:val="1"/>
-          <w:color w:val="ff0000"/>
-        </w:rPr>
-      </w:pPr>
-      <w:r>
-        <w:rPr>
-          <w:rtl w:val="0"/>
-        </w:rPr>
-      </w:r>
-    </w:p>
-    <w:p>
-      <w:pPr>
-        <w:rPr/>
-      </w:pPr>
-      <w:r>
-        <w:rPr>
-          <w:b w:val="1"/>
-          <w:bCs w:val="1"/>
-          <w:color w:val="ff0000"/>
-          <w:rtl w:val="0"/>
-        </w:rPr>
-        <w:t xml:space="preserve">P3 Series: Laser precision with an intelligent usage concept (Level cần lấy)</w:t>
-      </w:r>
-      <w:r>
-        <w:rPr>
-          <w:rtl w:val="0"/>
-        </w:rPr>
-        <w:t xml:space="preserve">&gt; P3PC002</w:t>
-      </w:r>
-    </w:p>
-    <w:p>
-      <w:pPr>
-        <w:rPr>
-          <w:b w:val="1"/>
-          <w:bCs w:val="1"/>
-          <w:color w:val="ff0000"/>
-        </w:rPr>
-      </w:pPr>
-      <w:r>
-        <w:rPr>
-          <w:rtl w:val="0"/>
-        </w:rPr>
-      </w:r>
-    </w:p>
-    <w:p>
-      <w:pPr>
-        <w:rPr/>
-      </w:pPr>
-      <w:r>
-        <w:rPr>
-          <w:b w:val="1"/>
-          <w:bCs w:val="1"/>
-          <w:color w:val="ff0000"/>
-          <w:rtl w:val="0"/>
-        </w:rPr>
-        <w:t xml:space="preserve">PNBC Series: Real-time measurement with micrometer-level accuracy(Level cần lấy) </w:t>
-      </w:r>
-      <w:r>
-        <w:rPr>
-          <w:rtl w:val="0"/>
-        </w:rPr>
-        <w:t xml:space="preserve">&gt; PNBC101</w:t>
-      </w:r>
-    </w:p>
-    <w:p>
-      <w:pPr>
-        <w:rPr>
-          <w:b w:val="1"/>
-          <w:bCs w:val="1"/>
-          <w:color w:val="ff0000"/>
-        </w:rPr>
-      </w:pPr>
-      <w:r>
-        <w:rPr>
-          <w:rtl w:val="0"/>
-        </w:rPr>
-      </w:r>
-    </w:p>
-    <w:p>
-      <w:pPr>
-        <w:rPr>
-          <w:b w:val="1"/>
-          <w:bCs w:val="1"/>
-          <w:color w:val="ff0000"/>
-        </w:rPr>
-      </w:pPr>
-      <w:r>
-        <w:rPr>
-          <w:b w:val="1"/>
-          <w:bCs w:val="1"/>
-          <w:color w:val="ff0000"/>
-        </w:rPr>
+        <w:t xml:space="preserve">Tớ cần bản tiếng Việt để đăng lên thôi vì trên web có chức năng dịch tiếng Anh tự động rồi. Cậu di chuyển cột tiếng Việt sang phải thế này giúp t, cột tiếng Anh chỉ để soát lại chính tả bản dịch sau này thôi</w:t>
+      </w:r>
+      <w:r>
         <w:drawing>
-          <wp:inline distB="114300" distT="114300" distL="114300" distR="114300">
-            <wp:extent cx="5731200" cy="2590800"/>
+          <wp:anchor allowOverlap="1" behindDoc="0" distB="114300" distT="114300" distL="114300" distR="114300" hidden="0" layoutInCell="1" locked="0" relativeHeight="0" simplePos="0">
+            <wp:simplePos x="0" y="0"/>
+            <wp:positionH relativeFrom="column">
+              <wp:posOffset>19051</wp:posOffset>
+            </wp:positionH>
+            <wp:positionV relativeFrom="paragraph">
+              <wp:posOffset>573263</wp:posOffset>
+            </wp:positionV>
+            <wp:extent cx="5732235" cy="2409062"/>
             <wp:effectExtent b="0" l="0" r="0" t="0"/>
-            <wp:docPr id="5" name="image4.png"/>
+            <wp:wrapNone/>
+            <wp:docPr id="3" name="image3.png"/>
             <a:graphic>
               <a:graphicData uri="http://schemas.openxmlformats.org/drawingml/2006/picture">
                 <pic:pic>
                   <pic:nvPicPr>
-                    <pic:cNvPr id="0" name="image4.png"/>
+                    <pic:cNvPr id="0" name="image3.png"/>
+                    <pic:cNvPicPr preferRelativeResize="0"/>
+                  </pic:nvPicPr>
+                  <pic:blipFill>
+                    <a:blip r:embed="rId11"/>
+                    <a:srcRect b="0" l="0" r="0" t="0"/>
+                    <a:stretch>
+                      <a:fillRect/>
+                    </a:stretch>
+                  </pic:blipFill>
+                  <pic:spPr>
+                    <a:xfrm>
+                      <a:off x="0" y="0"/>
+                      <a:ext cx="5732235" cy="2409062"/>
+                    </a:xfrm>
+                    <a:prstGeom prst="rect"/>
+                    <a:ln/>
+                  </pic:spPr>
+                </pic:pic>
+              </a:graphicData>
+            </a:graphic>
+          </wp:anchor>
+        </w:drawing>
+      </w:r>
+    </w:p>
+    <w:p>
+      <w:pPr>
+        <w:ind w:left="0" w:firstLine="0"/>
+        <w:rPr/>
+      </w:pPr>
+      <w:r>
+        <w:rPr>
+          <w:rtl w:val="0"/>
+        </w:rPr>
+      </w:r>
+    </w:p>
+    <w:p>
+      <w:pPr>
+        <w:ind w:left="0" w:firstLine="0"/>
+        <w:rPr/>
+      </w:pPr>
+      <w:r>
+        <w:rPr>
+          <w:rtl w:val="0"/>
+        </w:rPr>
+      </w:r>
+    </w:p>
+    <w:p>
+      <w:pPr>
+        <w:ind w:left="0" w:firstLine="0"/>
+        <w:rPr/>
+      </w:pPr>
+      <w:r>
+        <w:rPr>
+          <w:rtl w:val="0"/>
+        </w:rPr>
+      </w:r>
+    </w:p>
+    <w:p>
+      <w:pPr>
+        <w:ind w:left="0" w:firstLine="0"/>
+        <w:rPr/>
+      </w:pPr>
+      <w:r>
+        <w:rPr>
+          <w:rtl w:val="0"/>
+        </w:rPr>
+      </w:r>
+    </w:p>
+    <w:p>
+      <w:pPr>
+        <w:ind w:left="0" w:firstLine="0"/>
+        <w:rPr/>
+      </w:pPr>
+      <w:r>
+        <w:rPr>
+          <w:rtl w:val="0"/>
+        </w:rPr>
+      </w:r>
+    </w:p>
+    <w:p>
+      <w:pPr>
+        <w:ind w:left="0" w:firstLine="0"/>
+        <w:rPr/>
+      </w:pPr>
+      <w:r>
+        <w:rPr>
+          <w:rtl w:val="0"/>
+        </w:rPr>
+      </w:r>
+    </w:p>
+    <w:p>
+      <w:pPr>
+        <w:ind w:left="0" w:firstLine="0"/>
+        <w:rPr/>
+      </w:pPr>
+      <w:r>
+        <w:rPr>
+          <w:rtl w:val="0"/>
+        </w:rPr>
+      </w:r>
+    </w:p>
+    <w:p>
+      <w:pPr>
+        <w:ind w:left="0" w:firstLine="0"/>
+        <w:rPr/>
+      </w:pPr>
+      <w:r>
+        <w:rPr>
+          <w:rtl w:val="0"/>
+        </w:rPr>
+      </w:r>
+    </w:p>
+    <w:p>
+      <w:pPr>
+        <w:ind w:left="0" w:firstLine="0"/>
+        <w:rPr/>
+      </w:pPr>
+      <w:r>
+        <w:rPr>
+          <w:rtl w:val="0"/>
+        </w:rPr>
+      </w:r>
+    </w:p>
+    <w:p>
+      <w:pPr>
+        <w:ind w:left="0" w:firstLine="0"/>
+        <w:rPr/>
+      </w:pPr>
+      <w:r>
+        <w:rPr>
+          <w:rtl w:val="0"/>
+        </w:rPr>
+      </w:r>
+    </w:p>
+    <w:p>
+      <w:pPr>
+        <w:ind w:left="0" w:firstLine="0"/>
+        <w:rPr/>
+      </w:pPr>
+      <w:r>
+        <w:rPr>
+          <w:rtl w:val="0"/>
+        </w:rPr>
+      </w:r>
+    </w:p>
+    <w:p>
+      <w:pPr>
+        <w:ind w:left="0" w:firstLine="0"/>
+        <w:rPr/>
+      </w:pPr>
+      <w:r>
+        <w:rPr>
+          <w:rtl w:val="0"/>
+        </w:rPr>
+      </w:r>
+    </w:p>
+    <w:p>
+      <w:pPr>
+        <w:ind w:left="0" w:firstLine="0"/>
+        <w:rPr/>
+      </w:pPr>
+      <w:r>
+        <w:rPr>
+          <w:rtl w:val="0"/>
+        </w:rPr>
+      </w:r>
+    </w:p>
+    <w:p>
+      <w:pPr>
+        <w:ind w:left="0" w:firstLine="0"/>
+        <w:rPr/>
+      </w:pPr>
+      <w:r>
+        <w:rPr>
+          <w:rtl w:val="0"/>
+        </w:rPr>
+      </w:r>
+    </w:p>
+    <w:p>
+      <w:pPr>
+        <w:numPr>
+          <w:ilvl w:val="0"/>
+          <w:numId w:val="2"/>
+        </w:numPr>
+        <w:ind w:left="720" w:hanging="360"/>
+        <w:rPr>
+          <w:u w:val="none"/>
+        </w:rPr>
+      </w:pPr>
+      <w:r>
+        <w:rPr>
+          <w:rtl w:val="0"/>
+        </w:rPr>
+        <w:t xml:space="preserve">Trong template t có đưa toàn bộ mẫu văn cần dùng, chỉ cần thay nội dung vào các phần [...] thôi ấy. Vì thế nên đoạn Meta description thay lại là:</w:t>
+      </w:r>
+    </w:p>
+    <w:p>
+      <w:pPr>
+        <w:ind w:left="720" w:firstLine="0"/>
+        <w:rPr/>
+      </w:pPr>
+      <w:r>
+        <w:rPr>
+          <w:rtl w:val="0"/>
+        </w:rPr>
+      </w:r>
+    </w:p>
+    <w:p>
+      <w:pPr>
+        <w:ind w:left="720" w:firstLine="0"/>
+        <w:rPr/>
+      </w:pPr>
+      <w:r>
+        <w:rPr>
+          <w:rtl w:val="0"/>
+        </w:rPr>
+        <w:t xml:space="preserve">Mua </w:t>
+      </w:r>
+      <w:r>
+        <w:rPr>
+          <w:u w:val="single"/>
+          <w:rtl w:val="0"/>
+        </w:rPr>
+        <w:t xml:space="preserve">cút nối góc Angles M perma</w:t>
+      </w:r>
+      <w:r>
+        <w:rPr>
+          <w:rtl w:val="0"/>
+        </w:rPr>
+        <w:t xml:space="preserve"> chính hãng – thông số kỹ thuật đầy đủ, giá tốt, hỗ trợ tư vấn và lựa chọn model phù hợp. Liên hệ Ntrend ngay để được tư vấn!</w:t>
+      </w:r>
+    </w:p>
+    <w:p>
+      <w:pPr>
+        <w:ind w:left="720" w:firstLine="0"/>
+        <w:rPr/>
+      </w:pPr>
+      <w:r>
+        <w:rPr>
+          <w:rtl w:val="0"/>
+        </w:rPr>
+      </w:r>
+    </w:p>
+    <w:p>
+      <w:pPr>
+        <w:ind w:left="720" w:firstLine="0"/>
+        <w:rPr/>
+      </w:pPr>
+      <w:r>
+        <w:rPr/>
+        <w:drawing>
+          <wp:inline distB="114300" distT="114300" distL="114300" distR="114300">
+            <wp:extent cx="5731200" cy="1841500"/>
+            <wp:effectExtent b="0" l="0" r="0" t="0"/>
+            <wp:docPr id="2" name="image1.png"/>
+            <a:graphic>
+              <a:graphicData uri="http://schemas.openxmlformats.org/drawingml/2006/picture">
+                <pic:pic>
+                  <pic:nvPicPr>
+                    <pic:cNvPr id="0" name="image1.png"/>
                     <pic:cNvPicPr preferRelativeResize="0"/>
                   </pic:nvPicPr>
                   <pic:blipFill>
@@ -447,7 +949,7 @@
                   <pic:spPr>
                     <a:xfrm>
                       <a:off x="0" y="0"/>
-                      <a:ext cx="5731200" cy="2590800"/>
+                      <a:ext cx="5731200" cy="1841500"/>
                     </a:xfrm>
                     <a:prstGeom prst="rect"/>
                     <a:ln/>
@@ -466,28 +968,39 @@
     </w:p>
     <w:p>
       <w:pPr>
+        <w:pStyle w:val="Heading2"/>
         <w:rPr>
           <w:b w:val="1"/>
           <w:bCs w:val="1"/>
-          <w:color w:val="ff0000"/>
-        </w:rPr>
-      </w:pPr>
+        </w:rPr>
+      </w:pPr>
+      <w:bookmarkStart w:colFirst="0" w:colLast="0" w:name="_y9q4m4dbunt9" w:id="2"/>
+      <w:bookmarkEnd w:id="2"/>
       <w:r>
         <w:rPr>
           <w:b w:val="1"/>
           <w:bCs w:val="1"/>
-          <w:color w:val="ff0000"/>
-        </w:rPr>
+          <w:rtl w:val="0"/>
+        </w:rPr>
+        <w:t xml:space="preserve">Sửa nội dung với các dòng sp không có nội dung technical data cụ thể (VD: Dòng Angles M perma)</w:t>
+      </w:r>
+    </w:p>
+    <w:p>
+      <w:pPr>
+        <w:rPr/>
+      </w:pPr>
+      <w:r>
+        <w:rPr/>
         <w:drawing>
           <wp:inline distB="114300" distT="114300" distL="114300" distR="114300">
-            <wp:extent cx="5731200" cy="2768600"/>
+            <wp:extent cx="5731200" cy="2552700"/>
             <wp:effectExtent b="0" l="0" r="0" t="0"/>
-            <wp:docPr id="1" name="image2.png"/>
+            <wp:docPr id="4" name="image4.png"/>
             <a:graphic>
               <a:graphicData uri="http://schemas.openxmlformats.org/drawingml/2006/picture">
                 <pic:pic>
                   <pic:nvPicPr>
-                    <pic:cNvPr id="0" name="image2.png"/>
+                    <pic:cNvPr id="0" name="image4.png"/>
                     <pic:cNvPicPr preferRelativeResize="0"/>
                   </pic:nvPicPr>
                   <pic:blipFill>
@@ -500,7 +1013,7 @@
                   <pic:spPr>
                     <a:xfrm>
                       <a:off x="0" y="0"/>
-                      <a:ext cx="5731200" cy="2768600"/>
+                      <a:ext cx="5731200" cy="2552700"/>
                     </a:xfrm>
                     <a:prstGeom prst="rect"/>
                     <a:ln/>
@@ -519,28 +1032,286 @@
     </w:p>
     <w:p>
       <w:pPr>
-        <w:rPr>
-          <w:b w:val="1"/>
-          <w:bCs w:val="1"/>
+        <w:numPr>
+          <w:ilvl w:val="0"/>
+          <w:numId w:val="1"/>
+        </w:numPr>
+        <w:ind w:left="720" w:hanging="360"/>
+        <w:rPr>
+          <w:u w:val="none"/>
+        </w:rPr>
+      </w:pPr>
+      <w:r>
+        <w:rPr>
+          <w:rtl w:val="0"/>
+        </w:rPr>
+        <w:t xml:space="preserve">Phần </w:t>
+      </w:r>
+      <w:r>
+        <w:rPr>
+          <w:i w:val="1"/>
+          <w:iCs w:val="1"/>
+          <w:u w:val="single"/>
+          <w:rtl w:val="0"/>
+        </w:rPr>
+        <w:t xml:space="preserve">mô tả dài của sản phẩm</w:t>
+      </w:r>
+      <w:r>
+        <w:rPr>
+          <w:rtl w:val="0"/>
+        </w:rPr>
+        <w:t xml:space="preserve"> vì trên web không có overview cho dòng này nên sẽ lấy theo template sau (Thay các trường thông tin ở [...]):</w:t>
+      </w:r>
+    </w:p>
+    <w:p>
+      <w:pPr>
+        <w:ind w:left="720" w:firstLine="0"/>
+        <w:rPr/>
+      </w:pPr>
+      <w:r>
+        <w:rPr>
+          <w:rtl w:val="0"/>
+        </w:rPr>
+      </w:r>
+    </w:p>
+    <w:p>
+      <w:pPr>
+        <w:ind w:left="720" w:firstLine="0"/>
+        <w:rPr/>
+      </w:pPr>
+      <w:r>
+        <w:rPr>
           <w:color w:val="ff0000"/>
-        </w:rPr>
-      </w:pPr>
-      <w:r>
-        <w:rPr>
-          <w:b w:val="1"/>
-          <w:bCs w:val="1"/>
+          <w:rtl w:val="0"/>
+        </w:rPr>
+        <w:t xml:space="preserve">[Loại sản phẩm] [Tên dòng SP] [Thương hiệu] </w:t>
+      </w:r>
+      <w:r>
+        <w:rPr>
+          <w:rtl w:val="0"/>
+        </w:rPr>
+        <w:t xml:space="preserve">là sản phẩm trong công nghiệp được sử dụng trong các hệ thống tự động hóa và điều khiển công nghiệp, đáp ứng các yêu cầu về độ chính xác, độ ổn định và độ tin cậy trong quá trình vận hành. Sản phẩm được thiết kế phù hợp với nhiều ứng dụng trong nhà máy và dây chuyền sản xuất, hỗ trợ đo lường, phát hiện, giám sát, điều khiển và tối ưu hóa quy trình.</w:t>
+      </w:r>
+    </w:p>
+    <w:p>
+      <w:pPr>
+        <w:ind w:left="720" w:firstLine="0"/>
+        <w:rPr/>
+      </w:pPr>
+      <w:r>
+        <w:rPr>
+          <w:rtl w:val="0"/>
+        </w:rPr>
+      </w:r>
+    </w:p>
+    <w:p>
+      <w:pPr>
+        <w:ind w:left="720" w:firstLine="0"/>
+        <w:rPr/>
+      </w:pPr>
+      <w:r>
+        <w:rPr>
           <w:color w:val="ff0000"/>
-        </w:rPr>
+          <w:rtl w:val="0"/>
+        </w:rPr>
+        <w:t xml:space="preserve">[Loại sản phẩm] [Tên dòng SP] </w:t>
+      </w:r>
+      <w:r>
+        <w:rPr>
+          <w:rtl w:val="0"/>
+        </w:rPr>
+        <w:t xml:space="preserve">được sản xuất theo các tiêu chuẩn kỹ thuật của </w:t>
+      </w:r>
+      <w:r>
+        <w:rPr>
+          <w:color w:val="ff0000"/>
+          <w:rtl w:val="0"/>
+        </w:rPr>
+        <w:t xml:space="preserve">[Thương hiệu]</w:t>
+      </w:r>
+      <w:r>
+        <w:rPr>
+          <w:rtl w:val="0"/>
+        </w:rPr>
+        <w:t xml:space="preserve">, với các thông số kỹ thuật được công bố rõ ràng, giúp kỹ sư và bộ phận kỹ thuật dễ dàng lựa chọn, tích hợp và triển khai vào hệ thống tự động hóa.</w:t>
+      </w:r>
+    </w:p>
+    <w:p>
+      <w:pPr>
+        <w:ind w:left="720" w:firstLine="0"/>
+        <w:rPr/>
+      </w:pPr>
+      <w:r>
+        <w:rPr>
+          <w:rtl w:val="0"/>
+        </w:rPr>
+      </w:r>
+    </w:p>
+    <w:p>
+      <w:pPr>
+        <w:ind w:left="720" w:firstLine="0"/>
+        <w:rPr/>
+      </w:pPr>
+      <w:r>
+        <w:rPr>
+          <w:rtl w:val="0"/>
+        </w:rPr>
+        <w:t xml:space="preserve">Tùy thuộc vào từng model, sản phẩm có thể có các tùy chọn khác nhau đáp ứng đa dạng yêu cầu của các ứng dụng công nghiệp.</w:t>
+      </w:r>
+    </w:p>
+    <w:p>
+      <w:pPr>
+        <w:ind w:left="720" w:firstLine="0"/>
+        <w:rPr/>
+      </w:pPr>
+      <w:r>
+        <w:rPr>
+          <w:rtl w:val="0"/>
+        </w:rPr>
+      </w:r>
+    </w:p>
+    <w:p>
+      <w:pPr>
+        <w:ind w:left="720" w:firstLine="0"/>
+        <w:rPr/>
+      </w:pPr>
+      <w:r>
+        <w:rPr>
+          <w:rtl w:val="0"/>
+        </w:rPr>
+        <w:t xml:space="preserve">=&gt; </w:t>
+      </w:r>
+      <w:r>
+        <w:rPr>
+          <w:color w:val="ff0000"/>
+          <w:rtl w:val="0"/>
+        </w:rPr>
+        <w:t xml:space="preserve">cút nối góc Angles M perma </w:t>
+      </w:r>
+      <w:r>
+        <w:rPr>
+          <w:rtl w:val="0"/>
+        </w:rPr>
+        <w:t xml:space="preserve">là sản phẩm trong công nghiệp được sử dụng trong các hệ thống tự động hóa và điều khiển công nghiệp, đáp ứng các yêu cầu về độ chính xác, độ ổn định và độ tin cậy trong quá trình vận hành. Sản phẩm được thiết kế phù hợp với nhiều ứng dụng trong nhà máy và dây chuyền sản xuất, hỗ trợ đo lường, phát hiện, giám sát, điều khiển và tối ưu hóa quy trình.</w:t>
+      </w:r>
+    </w:p>
+    <w:p>
+      <w:pPr>
+        <w:ind w:left="720" w:firstLine="0"/>
+        <w:rPr/>
+      </w:pPr>
+      <w:r>
+        <w:rPr>
+          <w:rtl w:val="0"/>
+        </w:rPr>
+      </w:r>
+    </w:p>
+    <w:p>
+      <w:pPr>
+        <w:ind w:left="720" w:firstLine="0"/>
+        <w:rPr/>
+      </w:pPr>
+      <w:r>
+        <w:rPr>
+          <w:color w:val="ff0000"/>
+          <w:rtl w:val="0"/>
+        </w:rPr>
+        <w:t xml:space="preserve">cút nối góc Angles M </w:t>
+      </w:r>
+      <w:r>
+        <w:rPr>
+          <w:rtl w:val="0"/>
+        </w:rPr>
+        <w:t xml:space="preserve">được sản xuất theo các tiêu chuẩn kỹ thuật của </w:t>
+      </w:r>
+      <w:r>
+        <w:rPr>
+          <w:color w:val="ff0000"/>
+          <w:rtl w:val="0"/>
+        </w:rPr>
+        <w:t xml:space="preserve">perma</w:t>
+      </w:r>
+      <w:r>
+        <w:rPr>
+          <w:rtl w:val="0"/>
+        </w:rPr>
+        <w:t xml:space="preserve">, với các thông số kỹ thuật được công bố rõ ràng, giúp kỹ sư và bộ phận kỹ thuật dễ dàng lựa chọn, tích hợp và triển khai vào hệ thống tự động hóa.</w:t>
+      </w:r>
+    </w:p>
+    <w:p>
+      <w:pPr>
+        <w:ind w:left="720" w:firstLine="0"/>
+        <w:rPr/>
+      </w:pPr>
+      <w:r>
+        <w:rPr>
+          <w:rtl w:val="0"/>
+        </w:rPr>
+      </w:r>
+    </w:p>
+    <w:p>
+      <w:pPr>
+        <w:ind w:left="720" w:firstLine="0"/>
+        <w:rPr/>
+      </w:pPr>
+      <w:r>
+        <w:rPr>
+          <w:rtl w:val="0"/>
+        </w:rPr>
+        <w:t xml:space="preserve">Tùy thuộc vào từng model, sản phẩm có thể có các tùy chọn khác nhau đáp ứng đa dạng yêu cầu của các ứng dụng công nghiệp.</w:t>
+      </w:r>
+    </w:p>
+    <w:p>
+      <w:pPr>
+        <w:ind w:left="0" w:firstLine="0"/>
+        <w:rPr/>
+      </w:pPr>
+      <w:r>
+        <w:rPr>
+          <w:rtl w:val="0"/>
+        </w:rPr>
+      </w:r>
+    </w:p>
+    <w:p>
+      <w:pPr>
+        <w:ind w:left="720" w:firstLine="0"/>
+        <w:rPr/>
+      </w:pPr>
+      <w:r>
+        <w:rPr>
+          <w:rtl w:val="0"/>
+        </w:rPr>
+      </w:r>
+    </w:p>
+    <w:p>
+      <w:pPr>
+        <w:ind w:left="720" w:firstLine="0"/>
+        <w:rPr/>
+      </w:pPr>
+      <w:r>
+        <w:rPr>
+          <w:rtl w:val="0"/>
+        </w:rPr>
+      </w:r>
+      <w:r>
         <w:drawing>
-          <wp:inline distB="114300" distT="114300" distL="114300" distR="114300">
-            <wp:extent cx="5731200" cy="2819400"/>
+          <wp:anchor allowOverlap="1" behindDoc="0" distB="114300" distT="114300" distL="114300" distR="114300" hidden="0" layoutInCell="1" locked="0" relativeHeight="0" simplePos="0">
+            <wp:simplePos x="0" y="0"/>
+            <wp:positionH relativeFrom="column">
+              <wp:posOffset>76201</wp:posOffset>
+            </wp:positionH>
+            <wp:positionV relativeFrom="paragraph">
+              <wp:posOffset>114300</wp:posOffset>
+            </wp:positionV>
+            <wp:extent cx="5731200" cy="1778000"/>
             <wp:effectExtent b="0" l="0" r="0" t="0"/>
-            <wp:docPr id="6" name="image6.png"/>
+            <wp:wrapNone/>
+            <wp:docPr id="5" name="image7.png"/>
             <a:graphic>
               <a:graphicData uri="http://schemas.openxmlformats.org/drawingml/2006/picture">
                 <pic:pic>
                   <pic:nvPicPr>
-                    <pic:cNvPr id="0" name="image6.png"/>
+                    <pic:cNvPr id="0" name="image7.png"/>
                     <pic:cNvPicPr preferRelativeResize="0"/>
                   </pic:nvPicPr>
                   <pic:blipFill>
@@ -553,7 +1324,7 @@
                   <pic:spPr>
                     <a:xfrm>
                       <a:off x="0" y="0"/>
-                      <a:ext cx="5731200" cy="2819400"/>
+                      <a:ext cx="5731200" cy="1778000"/>
                     </a:xfrm>
                     <a:prstGeom prst="rect"/>
                     <a:ln/>
@@ -561,41 +1332,199 @@
                 </pic:pic>
               </a:graphicData>
             </a:graphic>
-          </wp:inline>
+          </wp:anchor>
         </w:drawing>
       </w:r>
-      <w:r>
-        <w:rPr>
-          <w:rtl w:val="0"/>
-        </w:rPr>
-      </w:r>
-    </w:p>
-    <w:p>
-      <w:pPr>
-        <w:rPr/>
-      </w:pPr>
-      <w:r>
-        <w:rPr>
-          <w:rtl w:val="0"/>
-        </w:rPr>
-      </w:r>
-    </w:p>
-    <w:p>
-      <w:pPr>
-        <w:rPr/>
-      </w:pPr>
-      <w:r>
-        <w:rPr/>
+    </w:p>
+    <w:p>
+      <w:pPr>
+        <w:ind w:left="720" w:firstLine="0"/>
+        <w:rPr/>
+      </w:pPr>
+      <w:r>
+        <w:rPr>
+          <w:rtl w:val="0"/>
+        </w:rPr>
+      </w:r>
+    </w:p>
+    <w:p>
+      <w:pPr>
+        <w:ind w:left="720" w:firstLine="0"/>
+        <w:rPr/>
+      </w:pPr>
+      <w:r>
+        <w:rPr>
+          <w:rtl w:val="0"/>
+        </w:rPr>
+      </w:r>
+    </w:p>
+    <w:p>
+      <w:pPr>
+        <w:ind w:left="720" w:firstLine="0"/>
+        <w:rPr/>
+      </w:pPr>
+      <w:r>
+        <w:rPr>
+          <w:rtl w:val="0"/>
+        </w:rPr>
+      </w:r>
+    </w:p>
+    <w:p>
+      <w:pPr>
+        <w:ind w:left="720" w:firstLine="0"/>
+        <w:rPr/>
+      </w:pPr>
+      <w:r>
+        <w:rPr>
+          <w:rtl w:val="0"/>
+        </w:rPr>
+      </w:r>
+    </w:p>
+    <w:p>
+      <w:pPr>
+        <w:ind w:left="720" w:firstLine="0"/>
+        <w:rPr/>
+      </w:pPr>
+      <w:r>
+        <w:rPr>
+          <w:rtl w:val="0"/>
+        </w:rPr>
+      </w:r>
+    </w:p>
+    <w:p>
+      <w:pPr>
+        <w:ind w:left="720" w:firstLine="0"/>
+        <w:rPr/>
+      </w:pPr>
+      <w:r>
+        <w:rPr>
+          <w:rtl w:val="0"/>
+        </w:rPr>
+      </w:r>
+    </w:p>
+    <w:p>
+      <w:pPr>
+        <w:ind w:left="720" w:firstLine="0"/>
+        <w:rPr/>
+      </w:pPr>
+      <w:r>
+        <w:rPr>
+          <w:rtl w:val="0"/>
+        </w:rPr>
+      </w:r>
+    </w:p>
+    <w:p>
+      <w:pPr>
+        <w:ind w:left="720" w:firstLine="0"/>
+        <w:rPr/>
+      </w:pPr>
+      <w:r>
+        <w:rPr>
+          <w:rtl w:val="0"/>
+        </w:rPr>
+      </w:r>
+    </w:p>
+    <w:p>
+      <w:pPr>
+        <w:ind w:left="720" w:firstLine="0"/>
+        <w:rPr/>
+      </w:pPr>
+      <w:r>
+        <w:rPr>
+          <w:rtl w:val="0"/>
+        </w:rPr>
+      </w:r>
+    </w:p>
+    <w:p>
+      <w:pPr>
+        <w:ind w:left="720" w:firstLine="0"/>
+        <w:rPr/>
+      </w:pPr>
+      <w:r>
+        <w:rPr>
+          <w:rtl w:val="0"/>
+        </w:rPr>
+      </w:r>
+    </w:p>
+    <w:p>
+      <w:pPr>
+        <w:numPr>
+          <w:ilvl w:val="0"/>
+          <w:numId w:val="1"/>
+        </w:numPr>
+        <w:ind w:left="720" w:hanging="360"/>
+        <w:rPr>
+          <w:u w:val="none"/>
+        </w:rPr>
+      </w:pPr>
+      <w:r>
+        <w:rPr>
+          <w:rtl w:val="0"/>
+        </w:rPr>
+        <w:t xml:space="preserve">Phần </w:t>
+      </w:r>
+      <w:r>
+        <w:rPr>
+          <w:i w:val="1"/>
+          <w:iCs w:val="1"/>
+          <w:u w:val="single"/>
+          <w:rtl w:val="0"/>
+        </w:rPr>
+        <w:t xml:space="preserve">Mô tả ngắn của sản phẩm</w:t>
+      </w:r>
+      <w:r>
+        <w:rPr>
+          <w:rtl w:val="0"/>
+        </w:rPr>
+        <w:t xml:space="preserve"> lấy theo template sau (Thay các trường thông tin ở [...]):</w:t>
+      </w:r>
+    </w:p>
+    <w:p>
+      <w:pPr>
+        <w:ind w:left="720" w:firstLine="0"/>
+        <w:rPr>
+          <w:color w:val="ff0000"/>
+        </w:rPr>
+      </w:pPr>
+      <w:r>
+        <w:rPr>
+          <w:color w:val="ff0000"/>
+          <w:rtl w:val="0"/>
+        </w:rPr>
+        <w:t xml:space="preserve">[Loại sản phẩm] [Tên dòng SP] </w:t>
+      </w:r>
+      <w:r>
+        <w:rPr>
+          <w:rtl w:val="0"/>
+        </w:rPr>
+        <w:t xml:space="preserve">là sản phẩm trong công nghiệp thuộc hãng </w:t>
+      </w:r>
+      <w:r>
+        <w:rPr>
+          <w:color w:val="ff0000"/>
+          <w:rtl w:val="0"/>
+        </w:rPr>
+        <w:t xml:space="preserve">[Thương hiệu]</w:t>
+      </w:r>
+      <w:r>
         <w:drawing>
-          <wp:inline distB="114300" distT="114300" distL="114300" distR="114300">
-            <wp:extent cx="5731200" cy="2578100"/>
+          <wp:anchor allowOverlap="1" behindDoc="0" distB="114300" distT="114300" distL="114300" distR="114300" hidden="0" layoutInCell="1" locked="0" relativeHeight="0" simplePos="0">
+            <wp:simplePos x="0" y="0"/>
+            <wp:positionH relativeFrom="column">
+              <wp:posOffset>76201</wp:posOffset>
+            </wp:positionH>
+            <wp:positionV relativeFrom="paragraph">
+              <wp:posOffset>381000</wp:posOffset>
+            </wp:positionV>
+            <wp:extent cx="5731200" cy="1676400"/>
             <wp:effectExtent b="0" l="0" r="0" t="0"/>
-            <wp:docPr id="7" name="image9.png"/>
+            <wp:wrapNone/>
+            <wp:docPr id="1" name="image2.png"/>
             <a:graphic>
               <a:graphicData uri="http://schemas.openxmlformats.org/drawingml/2006/picture">
                 <pic:pic>
                   <pic:nvPicPr>
-                    <pic:cNvPr id="0" name="image9.png"/>
+                    <pic:cNvPr id="0" name="image2.png"/>
                     <pic:cNvPicPr preferRelativeResize="0"/>
                   </pic:nvPicPr>
                   <pic:blipFill>
@@ -608,7 +1537,7 @@
                   <pic:spPr>
                     <a:xfrm>
                       <a:off x="0" y="0"/>
-                      <a:ext cx="5731200" cy="2578100"/>
+                      <a:ext cx="5731200" cy="1676400"/>
                     </a:xfrm>
                     <a:prstGeom prst="rect"/>
                     <a:ln/>
@@ -616,31 +1545,1362 @@
                 </pic:pic>
               </a:graphicData>
             </a:graphic>
-          </wp:inline>
+          </wp:anchor>
         </w:drawing>
       </w:r>
-      <w:r>
-        <w:rPr>
-          <w:rtl w:val="0"/>
-        </w:rPr>
-      </w:r>
-    </w:p>
-    <w:p>
-      <w:pPr>
+    </w:p>
+    <w:p>
+      <w:pPr>
+        <w:ind w:left="720" w:firstLine="0"/>
+        <w:rPr>
+          <w:color w:val="ff0000"/>
+        </w:rPr>
+      </w:pPr>
+      <w:r>
+        <w:rPr>
+          <w:rtl w:val="0"/>
+        </w:rPr>
+      </w:r>
+    </w:p>
+    <w:p>
+      <w:pPr>
+        <w:ind w:left="720" w:firstLine="0"/>
+        <w:rPr>
+          <w:color w:val="ff0000"/>
+        </w:rPr>
+      </w:pPr>
+      <w:r>
+        <w:rPr>
+          <w:rtl w:val="0"/>
+        </w:rPr>
+      </w:r>
+    </w:p>
+    <w:p>
+      <w:pPr>
+        <w:ind w:left="720" w:firstLine="0"/>
+        <w:rPr>
+          <w:color w:val="ff0000"/>
+        </w:rPr>
+      </w:pPr>
+      <w:r>
+        <w:rPr>
+          <w:rtl w:val="0"/>
+        </w:rPr>
+      </w:r>
+    </w:p>
+    <w:p>
+      <w:pPr>
+        <w:ind w:left="720" w:firstLine="0"/>
+        <w:rPr>
+          <w:color w:val="ff0000"/>
+        </w:rPr>
+      </w:pPr>
+      <w:r>
+        <w:rPr>
+          <w:rtl w:val="0"/>
+        </w:rPr>
+      </w:r>
+    </w:p>
+    <w:p>
+      <w:pPr>
+        <w:ind w:left="720" w:firstLine="0"/>
+        <w:rPr>
+          <w:color w:val="ff0000"/>
+        </w:rPr>
+      </w:pPr>
+      <w:r>
+        <w:rPr>
+          <w:rtl w:val="0"/>
+        </w:rPr>
+      </w:r>
+    </w:p>
+    <w:p>
+      <w:pPr>
+        <w:ind w:left="720" w:firstLine="0"/>
+        <w:rPr>
+          <w:color w:val="ff0000"/>
+        </w:rPr>
+      </w:pPr>
+      <w:r>
+        <w:rPr>
+          <w:rtl w:val="0"/>
+        </w:rPr>
+      </w:r>
+    </w:p>
+    <w:p>
+      <w:pPr>
+        <w:ind w:left="720" w:firstLine="0"/>
+        <w:rPr>
+          <w:color w:val="ff0000"/>
+        </w:rPr>
+      </w:pPr>
+      <w:r>
+        <w:rPr>
+          <w:rtl w:val="0"/>
+        </w:rPr>
+      </w:r>
+    </w:p>
+    <w:p>
+      <w:pPr>
+        <w:ind w:left="720" w:firstLine="0"/>
+        <w:rPr>
+          <w:color w:val="ff0000"/>
+        </w:rPr>
+      </w:pPr>
+      <w:r>
+        <w:rPr>
+          <w:rtl w:val="0"/>
+        </w:rPr>
+      </w:r>
+    </w:p>
+    <w:p>
+      <w:pPr>
+        <w:ind w:left="720" w:firstLine="0"/>
+        <w:rPr>
+          <w:color w:val="ff0000"/>
+        </w:rPr>
+      </w:pPr>
+      <w:r>
+        <w:rPr>
+          <w:rtl w:val="0"/>
+        </w:rPr>
+      </w:r>
+    </w:p>
+    <w:p>
+      <w:pPr>
+        <w:ind w:left="720" w:firstLine="0"/>
+        <w:rPr>
+          <w:color w:val="ff0000"/>
+        </w:rPr>
+      </w:pPr>
+      <w:r>
+        <w:rPr>
+          <w:rtl w:val="0"/>
+        </w:rPr>
+      </w:r>
+    </w:p>
+    <w:p>
+      <w:pPr>
+        <w:numPr>
+          <w:ilvl w:val="0"/>
+          <w:numId w:val="1"/>
+        </w:numPr>
+        <w:ind w:left="720" w:hanging="360"/>
+        <w:rPr>
+          <w:u w:val="none"/>
+        </w:rPr>
+      </w:pPr>
+      <w:r>
+        <w:rPr>
+          <w:rtl w:val="0"/>
+        </w:rPr>
+        <w:t xml:space="preserve">Phần </w:t>
+      </w:r>
+      <w:r>
+        <w:rPr>
+          <w:i w:val="1"/>
+          <w:iCs w:val="1"/>
+          <w:u w:val="single"/>
+          <w:rtl w:val="0"/>
+        </w:rPr>
+        <w:t xml:space="preserve">Mô tả thông số +Thông số kỹ thuật</w:t>
+      </w:r>
+      <w:r>
+        <w:rPr>
+          <w:rtl w:val="0"/>
+        </w:rPr>
+        <w:t xml:space="preserve"> - Vì trên web không có thông số kỹ thuật nên sẽ lấy bảng mã sản phẩm. Theo template sau:</w:t>
+      </w:r>
+    </w:p>
+    <w:p>
+      <w:pPr>
+        <w:ind w:left="0" w:firstLine="0"/>
+        <w:rPr/>
+      </w:pPr>
+      <w:r>
+        <w:rPr>
+          <w:color w:val="ff0000"/>
+          <w:rtl w:val="0"/>
+        </w:rPr>
+        <w:t xml:space="preserve">Mô tả thông số: </w:t>
+      </w:r>
+      <w:r>
+        <w:rPr>
+          <w:rtl w:val="0"/>
+        </w:rPr>
+        <w:t xml:space="preserve">Cút nối góc Angles M perma là sản phẩm công nghiệp chính hãng của perma-tec (Đức); bảng mã sản phẩm chi tiết như bảng dưới:</w:t>
+      </w:r>
+    </w:p>
+    <w:p>
+      <w:pPr>
+        <w:ind w:left="0" w:firstLine="0"/>
+        <w:rPr>
+          <w:color w:val="ff0000"/>
+        </w:rPr>
+      </w:pPr>
+      <w:r>
+        <w:rPr>
+          <w:color w:val="ff0000"/>
+          <w:rtl w:val="0"/>
+        </w:rPr>
+        <w:t xml:space="preserve">Bảng mã sản phẩm: </w:t>
+      </w:r>
+    </w:p>
+    <w:p>
+      <w:pPr>
+        <w:rPr>
+          <w:color w:val="ff0000"/>
+        </w:rPr>
+      </w:pPr>
+      <w:r>
+        <w:rPr>
+          <w:rtl w:val="0"/>
+        </w:rPr>
+      </w:r>
+    </w:p>
+    <w:tbl>
+      <w:tblPr>
+        <w:tblStyle w:val="Table1"/>
+        <w:tblW w:w="4945.0" w:type="dxa"/>
+        <w:jc w:val="left"/>
+        <w:tblBorders>
+          <w:top w:color="000000" w:space="0" w:sz="8" w:val="single"/>
+          <w:left w:color="000000" w:space="0" w:sz="8" w:val="single"/>
+          <w:bottom w:color="000000" w:space="0" w:sz="8" w:val="single"/>
+          <w:right w:color="000000" w:space="0" w:sz="8" w:val="single"/>
+          <w:insideH w:color="000000" w:space="0" w:sz="8" w:val="single"/>
+          <w:insideV w:color="000000" w:space="0" w:sz="8" w:val="single"/>
+        </w:tblBorders>
+        <w:tblLayout w:type="fixed"/>
+        <w:tblLook w:val="0600"/>
+      </w:tblPr>
+      <w:tblGrid>
+        <w:gridCol w:w="830"/>
+        <w:gridCol w:w="935"/>
+        <w:gridCol w:w="980"/>
+        <w:gridCol w:w="1130"/>
+        <w:gridCol w:w="1070"/>
+        <w:tblGridChange w:id="0">
+          <w:tblGrid>
+            <w:gridCol w:w="830"/>
+            <w:gridCol w:w="935"/>
+            <w:gridCol w:w="980"/>
+            <w:gridCol w:w="1130"/>
+            <w:gridCol w:w="1070"/>
+          </w:tblGrid>
+        </w:tblGridChange>
+      </w:tblGrid>
+      <w:tr>
+        <w:trPr>
+          <w:cantSplit w:val="0"/>
+          <w:trHeight w:val="500" w:hRule="atLeast"/>
+          <w:tblHeader w:val="0"/>
+        </w:trPr>
+        <w:tc>
+          <w:tcPr>
+            <w:tcBorders>
+              <w:top w:color="000000" w:space="0" w:sz="8" w:val="single"/>
+              <w:left w:color="000000" w:space="0" w:sz="8" w:val="single"/>
+              <w:bottom w:color="000000" w:space="0" w:sz="8" w:val="single"/>
+              <w:right w:color="000000" w:space="0" w:sz="8" w:val="single"/>
+            </w:tcBorders>
+            <w:tcMar>
+              <w:top w:w="100.0" w:type="dxa"/>
+              <w:left w:w="100.0" w:type="dxa"/>
+              <w:bottom w:w="100.0" w:type="dxa"/>
+              <w:right w:w="100.0" w:type="dxa"/>
+            </w:tcMar>
+            <w:vAlign w:val="top"/>
+          </w:tcPr>
+          <w:p>
+            <w:pPr>
+              <w:jc w:val="center"/>
+              <w:rPr/>
+            </w:pPr>
+            <w:r>
+              <w:rPr>
+                <w:b w:val="1"/>
+                <w:bCs w:val="1"/>
+                <w:rtl w:val="0"/>
+              </w:rPr>
+              <w:t xml:space="preserve">Angle</w:t>
+            </w:r>
+            <w:r>
+              <w:rPr>
+                <w:rtl w:val="0"/>
+              </w:rPr>
+            </w:r>
+          </w:p>
+        </w:tc>
+        <w:tc>
+          <w:tcPr>
+            <w:tcBorders>
+              <w:top w:color="000000" w:space="0" w:sz="8" w:val="single"/>
+              <w:left w:color="000000" w:space="0" w:sz="8" w:val="single"/>
+              <w:bottom w:color="000000" w:space="0" w:sz="8" w:val="single"/>
+              <w:right w:color="000000" w:space="0" w:sz="8" w:val="single"/>
+            </w:tcBorders>
+            <w:tcMar>
+              <w:top w:w="100.0" w:type="dxa"/>
+              <w:left w:w="100.0" w:type="dxa"/>
+              <w:bottom w:w="100.0" w:type="dxa"/>
+              <w:right w:w="100.0" w:type="dxa"/>
+            </w:tcMar>
+            <w:vAlign w:val="top"/>
+          </w:tcPr>
+          <w:p>
+            <w:pPr>
+              <w:jc w:val="center"/>
+              <w:rPr/>
+            </w:pPr>
+            <w:r>
+              <w:rPr>
+                <w:b w:val="1"/>
+                <w:bCs w:val="1"/>
+                <w:rtl w:val="0"/>
+              </w:rPr>
+              <w:t xml:space="preserve">Male</w:t>
+            </w:r>
+            <w:r>
+              <w:rPr>
+                <w:rtl w:val="0"/>
+              </w:rPr>
+            </w:r>
+          </w:p>
+        </w:tc>
+        <w:tc>
+          <w:tcPr>
+            <w:tcBorders>
+              <w:top w:color="000000" w:space="0" w:sz="8" w:val="single"/>
+              <w:left w:color="000000" w:space="0" w:sz="8" w:val="single"/>
+              <w:bottom w:color="000000" w:space="0" w:sz="8" w:val="single"/>
+              <w:right w:color="000000" w:space="0" w:sz="8" w:val="single"/>
+            </w:tcBorders>
+            <w:tcMar>
+              <w:top w:w="100.0" w:type="dxa"/>
+              <w:left w:w="100.0" w:type="dxa"/>
+              <w:bottom w:w="100.0" w:type="dxa"/>
+              <w:right w:w="100.0" w:type="dxa"/>
+            </w:tcMar>
+            <w:vAlign w:val="top"/>
+          </w:tcPr>
+          <w:p>
+            <w:pPr>
+              <w:jc w:val="center"/>
+              <w:rPr/>
+            </w:pPr>
+            <w:r>
+              <w:rPr>
+                <w:b w:val="1"/>
+                <w:bCs w:val="1"/>
+                <w:rtl w:val="0"/>
+              </w:rPr>
+              <w:t xml:space="preserve">Female</w:t>
+            </w:r>
+            <w:r>
+              <w:rPr>
+                <w:rtl w:val="0"/>
+              </w:rPr>
+            </w:r>
+          </w:p>
+        </w:tc>
+        <w:tc>
+          <w:tcPr>
+            <w:tcBorders>
+              <w:top w:color="000000" w:space="0" w:sz="8" w:val="single"/>
+              <w:left w:color="000000" w:space="0" w:sz="8" w:val="single"/>
+              <w:bottom w:color="000000" w:space="0" w:sz="8" w:val="single"/>
+              <w:right w:color="000000" w:space="0" w:sz="8" w:val="single"/>
+            </w:tcBorders>
+            <w:tcMar>
+              <w:top w:w="100.0" w:type="dxa"/>
+              <w:left w:w="100.0" w:type="dxa"/>
+              <w:bottom w:w="100.0" w:type="dxa"/>
+              <w:right w:w="100.0" w:type="dxa"/>
+            </w:tcMar>
+            <w:vAlign w:val="top"/>
+          </w:tcPr>
+          <w:p>
+            <w:pPr>
+              <w:jc w:val="center"/>
+              <w:rPr/>
+            </w:pPr>
+            <w:r>
+              <w:rPr>
+                <w:b w:val="1"/>
+                <w:bCs w:val="1"/>
+                <w:rtl w:val="0"/>
+              </w:rPr>
+              <w:t xml:space="preserve">Material</w:t>
+            </w:r>
+            <w:r>
+              <w:rPr>
+                <w:rtl w:val="0"/>
+              </w:rPr>
+            </w:r>
+          </w:p>
+        </w:tc>
+        <w:tc>
+          <w:tcPr>
+            <w:tcBorders>
+              <w:top w:color="000000" w:space="0" w:sz="8" w:val="single"/>
+              <w:left w:color="000000" w:space="0" w:sz="8" w:val="single"/>
+              <w:bottom w:color="000000" w:space="0" w:sz="8" w:val="single"/>
+              <w:right w:color="000000" w:space="0" w:sz="8" w:val="single"/>
+            </w:tcBorders>
+            <w:tcMar>
+              <w:top w:w="100.0" w:type="dxa"/>
+              <w:left w:w="100.0" w:type="dxa"/>
+              <w:bottom w:w="100.0" w:type="dxa"/>
+              <w:right w:w="100.0" w:type="dxa"/>
+            </w:tcMar>
+            <w:vAlign w:val="top"/>
+          </w:tcPr>
+          <w:p>
+            <w:pPr>
+              <w:jc w:val="center"/>
+              <w:rPr/>
+            </w:pPr>
+            <w:r>
+              <w:rPr>
+                <w:b w:val="1"/>
+                <w:bCs w:val="1"/>
+                <w:rtl w:val="0"/>
+              </w:rPr>
+              <w:t xml:space="preserve">Art. No.</w:t>
+            </w:r>
+            <w:r>
+              <w:rPr>
+                <w:rtl w:val="0"/>
+              </w:rPr>
+            </w:r>
+          </w:p>
+        </w:tc>
+      </w:tr>
+      <w:tr>
+        <w:trPr>
+          <w:cantSplit w:val="0"/>
+          <w:trHeight w:val="500" w:hRule="atLeast"/>
+          <w:tblHeader w:val="0"/>
+        </w:trPr>
+        <w:tc>
+          <w:tcPr>
+            <w:tcBorders>
+              <w:top w:color="000000" w:space="0" w:sz="8" w:val="single"/>
+              <w:left w:color="000000" w:space="0" w:sz="8" w:val="single"/>
+              <w:bottom w:color="000000" w:space="0" w:sz="8" w:val="single"/>
+              <w:right w:color="000000" w:space="0" w:sz="8" w:val="single"/>
+            </w:tcBorders>
+            <w:tcMar>
+              <w:top w:w="100.0" w:type="dxa"/>
+              <w:left w:w="100.0" w:type="dxa"/>
+              <w:bottom w:w="100.0" w:type="dxa"/>
+              <w:right w:w="100.0" w:type="dxa"/>
+            </w:tcMar>
+            <w:vAlign w:val="top"/>
+          </w:tcPr>
+          <w:p>
+            <w:pPr>
+              <w:rPr/>
+            </w:pPr>
+            <w:r>
+              <w:rPr>
+                <w:rtl w:val="0"/>
+              </w:rPr>
+              <w:t xml:space="preserve">45°</w:t>
+            </w:r>
+          </w:p>
+        </w:tc>
+        <w:tc>
+          <w:tcPr>
+            <w:tcBorders>
+              <w:top w:color="000000" w:space="0" w:sz="8" w:val="single"/>
+              <w:left w:color="000000" w:space="0" w:sz="8" w:val="single"/>
+              <w:bottom w:color="000000" w:space="0" w:sz="8" w:val="single"/>
+              <w:right w:color="000000" w:space="0" w:sz="8" w:val="single"/>
+            </w:tcBorders>
+            <w:tcMar>
+              <w:top w:w="100.0" w:type="dxa"/>
+              <w:left w:w="100.0" w:type="dxa"/>
+              <w:bottom w:w="100.0" w:type="dxa"/>
+              <w:right w:w="100.0" w:type="dxa"/>
+            </w:tcMar>
+            <w:vAlign w:val="top"/>
+          </w:tcPr>
+          <w:p>
+            <w:pPr>
+              <w:rPr/>
+            </w:pPr>
+            <w:r>
+              <w:rPr>
+                <w:rtl w:val="0"/>
+              </w:rPr>
+              <w:t xml:space="preserve">M6</w:t>
+            </w:r>
+          </w:p>
+        </w:tc>
+        <w:tc>
+          <w:tcPr>
+            <w:tcBorders>
+              <w:top w:color="000000" w:space="0" w:sz="8" w:val="single"/>
+              <w:left w:color="000000" w:space="0" w:sz="8" w:val="single"/>
+              <w:bottom w:color="000000" w:space="0" w:sz="8" w:val="single"/>
+              <w:right w:color="000000" w:space="0" w:sz="8" w:val="single"/>
+            </w:tcBorders>
+            <w:tcMar>
+              <w:top w:w="100.0" w:type="dxa"/>
+              <w:left w:w="100.0" w:type="dxa"/>
+              <w:bottom w:w="100.0" w:type="dxa"/>
+              <w:right w:w="100.0" w:type="dxa"/>
+            </w:tcMar>
+            <w:vAlign w:val="top"/>
+          </w:tcPr>
+          <w:p>
+            <w:pPr>
+              <w:rPr/>
+            </w:pPr>
+            <w:r>
+              <w:rPr>
+                <w:rtl w:val="0"/>
+              </w:rPr>
+              <w:t xml:space="preserve">G1/4</w:t>
+            </w:r>
+          </w:p>
+        </w:tc>
+        <w:tc>
+          <w:tcPr>
+            <w:tcBorders>
+              <w:top w:color="000000" w:space="0" w:sz="8" w:val="single"/>
+              <w:left w:color="000000" w:space="0" w:sz="8" w:val="single"/>
+              <w:bottom w:color="000000" w:space="0" w:sz="8" w:val="single"/>
+              <w:right w:color="000000" w:space="0" w:sz="8" w:val="single"/>
+            </w:tcBorders>
+            <w:tcMar>
+              <w:top w:w="100.0" w:type="dxa"/>
+              <w:left w:w="100.0" w:type="dxa"/>
+              <w:bottom w:w="100.0" w:type="dxa"/>
+              <w:right w:w="100.0" w:type="dxa"/>
+            </w:tcMar>
+            <w:vAlign w:val="top"/>
+          </w:tcPr>
+          <w:p>
+            <w:pPr>
+              <w:rPr/>
+            </w:pPr>
+            <w:r>
+              <w:rPr>
+                <w:rtl w:val="0"/>
+              </w:rPr>
+              <w:t xml:space="preserve">Brass</w:t>
+            </w:r>
+          </w:p>
+        </w:tc>
+        <w:tc>
+          <w:tcPr>
+            <w:tcBorders>
+              <w:top w:color="000000" w:space="0" w:sz="8" w:val="single"/>
+              <w:left w:color="000000" w:space="0" w:sz="8" w:val="single"/>
+              <w:bottom w:color="000000" w:space="0" w:sz="8" w:val="single"/>
+              <w:right w:color="000000" w:space="0" w:sz="8" w:val="single"/>
+            </w:tcBorders>
+            <w:tcMar>
+              <w:top w:w="100.0" w:type="dxa"/>
+              <w:left w:w="100.0" w:type="dxa"/>
+              <w:bottom w:w="100.0" w:type="dxa"/>
+              <w:right w:w="100.0" w:type="dxa"/>
+            </w:tcMar>
+            <w:vAlign w:val="top"/>
+          </w:tcPr>
+          <w:p>
+            <w:pPr>
+              <w:rPr/>
+            </w:pPr>
+            <w:r>
+              <w:rPr>
+                <w:rtl w:val="0"/>
+              </w:rPr>
+              <w:t xml:space="preserve">104824</w:t>
+            </w:r>
+          </w:p>
+        </w:tc>
+      </w:tr>
+      <w:tr>
+        <w:trPr>
+          <w:cantSplit w:val="0"/>
+          <w:trHeight w:val="500" w:hRule="atLeast"/>
+          <w:tblHeader w:val="0"/>
+        </w:trPr>
+        <w:tc>
+          <w:tcPr>
+            <w:tcBorders>
+              <w:top w:color="000000" w:space="0" w:sz="8" w:val="single"/>
+              <w:left w:color="000000" w:space="0" w:sz="8" w:val="single"/>
+              <w:bottom w:color="000000" w:space="0" w:sz="8" w:val="single"/>
+              <w:right w:color="000000" w:space="0" w:sz="8" w:val="single"/>
+            </w:tcBorders>
+            <w:tcMar>
+              <w:top w:w="100.0" w:type="dxa"/>
+              <w:left w:w="100.0" w:type="dxa"/>
+              <w:bottom w:w="100.0" w:type="dxa"/>
+              <w:right w:w="100.0" w:type="dxa"/>
+            </w:tcMar>
+            <w:vAlign w:val="top"/>
+          </w:tcPr>
+          <w:p>
+            <w:pPr>
+              <w:rPr/>
+            </w:pPr>
+            <w:r>
+              <w:rPr>
+                <w:rtl w:val="0"/>
+              </w:rPr>
+              <w:t xml:space="preserve">45°</w:t>
+            </w:r>
+          </w:p>
+        </w:tc>
+        <w:tc>
+          <w:tcPr>
+            <w:tcBorders>
+              <w:top w:color="000000" w:space="0" w:sz="8" w:val="single"/>
+              <w:left w:color="000000" w:space="0" w:sz="8" w:val="single"/>
+              <w:bottom w:color="000000" w:space="0" w:sz="8" w:val="single"/>
+              <w:right w:color="000000" w:space="0" w:sz="8" w:val="single"/>
+            </w:tcBorders>
+            <w:tcMar>
+              <w:top w:w="100.0" w:type="dxa"/>
+              <w:left w:w="100.0" w:type="dxa"/>
+              <w:bottom w:w="100.0" w:type="dxa"/>
+              <w:right w:w="100.0" w:type="dxa"/>
+            </w:tcMar>
+            <w:vAlign w:val="top"/>
+          </w:tcPr>
+          <w:p>
+            <w:pPr>
+              <w:rPr/>
+            </w:pPr>
+            <w:r>
+              <w:rPr>
+                <w:rtl w:val="0"/>
+              </w:rPr>
+              <w:t xml:space="preserve">M8×1</w:t>
+            </w:r>
+          </w:p>
+        </w:tc>
+        <w:tc>
+          <w:tcPr>
+            <w:tcBorders>
+              <w:top w:color="000000" w:space="0" w:sz="8" w:val="single"/>
+              <w:left w:color="000000" w:space="0" w:sz="8" w:val="single"/>
+              <w:bottom w:color="000000" w:space="0" w:sz="8" w:val="single"/>
+              <w:right w:color="000000" w:space="0" w:sz="8" w:val="single"/>
+            </w:tcBorders>
+            <w:tcMar>
+              <w:top w:w="100.0" w:type="dxa"/>
+              <w:left w:w="100.0" w:type="dxa"/>
+              <w:bottom w:w="100.0" w:type="dxa"/>
+              <w:right w:w="100.0" w:type="dxa"/>
+            </w:tcMar>
+            <w:vAlign w:val="top"/>
+          </w:tcPr>
+          <w:p>
+            <w:pPr>
+              <w:rPr/>
+            </w:pPr>
+            <w:r>
+              <w:rPr>
+                <w:rtl w:val="0"/>
+              </w:rPr>
+              <w:t xml:space="preserve">G1/4</w:t>
+            </w:r>
+          </w:p>
+        </w:tc>
+        <w:tc>
+          <w:tcPr>
+            <w:tcBorders>
+              <w:top w:color="000000" w:space="0" w:sz="8" w:val="single"/>
+              <w:left w:color="000000" w:space="0" w:sz="8" w:val="single"/>
+              <w:bottom w:color="000000" w:space="0" w:sz="8" w:val="single"/>
+              <w:right w:color="000000" w:space="0" w:sz="8" w:val="single"/>
+            </w:tcBorders>
+            <w:tcMar>
+              <w:top w:w="100.0" w:type="dxa"/>
+              <w:left w:w="100.0" w:type="dxa"/>
+              <w:bottom w:w="100.0" w:type="dxa"/>
+              <w:right w:w="100.0" w:type="dxa"/>
+            </w:tcMar>
+            <w:vAlign w:val="top"/>
+          </w:tcPr>
+          <w:p>
+            <w:pPr>
+              <w:rPr/>
+            </w:pPr>
+            <w:r>
+              <w:rPr>
+                <w:rtl w:val="0"/>
+              </w:rPr>
+              <w:t xml:space="preserve">Brass</w:t>
+            </w:r>
+          </w:p>
+        </w:tc>
+        <w:tc>
+          <w:tcPr>
+            <w:tcBorders>
+              <w:top w:color="000000" w:space="0" w:sz="8" w:val="single"/>
+              <w:left w:color="000000" w:space="0" w:sz="8" w:val="single"/>
+              <w:bottom w:color="000000" w:space="0" w:sz="8" w:val="single"/>
+              <w:right w:color="000000" w:space="0" w:sz="8" w:val="single"/>
+            </w:tcBorders>
+            <w:tcMar>
+              <w:top w:w="100.0" w:type="dxa"/>
+              <w:left w:w="100.0" w:type="dxa"/>
+              <w:bottom w:w="100.0" w:type="dxa"/>
+              <w:right w:w="100.0" w:type="dxa"/>
+            </w:tcMar>
+            <w:vAlign w:val="top"/>
+          </w:tcPr>
+          <w:p>
+            <w:pPr>
+              <w:rPr/>
+            </w:pPr>
+            <w:r>
+              <w:rPr>
+                <w:rtl w:val="0"/>
+              </w:rPr>
+              <w:t xml:space="preserve">104825</w:t>
+            </w:r>
+          </w:p>
+        </w:tc>
+      </w:tr>
+      <w:tr>
+        <w:trPr>
+          <w:cantSplit w:val="0"/>
+          <w:trHeight w:val="500" w:hRule="atLeast"/>
+          <w:tblHeader w:val="0"/>
+        </w:trPr>
+        <w:tc>
+          <w:tcPr>
+            <w:tcBorders>
+              <w:top w:color="000000" w:space="0" w:sz="8" w:val="single"/>
+              <w:left w:color="000000" w:space="0" w:sz="8" w:val="single"/>
+              <w:bottom w:color="000000" w:space="0" w:sz="8" w:val="single"/>
+              <w:right w:color="000000" w:space="0" w:sz="8" w:val="single"/>
+            </w:tcBorders>
+            <w:tcMar>
+              <w:top w:w="100.0" w:type="dxa"/>
+              <w:left w:w="100.0" w:type="dxa"/>
+              <w:bottom w:w="100.0" w:type="dxa"/>
+              <w:right w:w="100.0" w:type="dxa"/>
+            </w:tcMar>
+            <w:vAlign w:val="top"/>
+          </w:tcPr>
+          <w:p>
+            <w:pPr>
+              <w:rPr/>
+            </w:pPr>
+            <w:r>
+              <w:rPr>
+                <w:rtl w:val="0"/>
+              </w:rPr>
+              <w:t xml:space="preserve">45°</w:t>
+            </w:r>
+          </w:p>
+        </w:tc>
+        <w:tc>
+          <w:tcPr>
+            <w:tcBorders>
+              <w:top w:color="000000" w:space="0" w:sz="8" w:val="single"/>
+              <w:left w:color="000000" w:space="0" w:sz="8" w:val="single"/>
+              <w:bottom w:color="000000" w:space="0" w:sz="8" w:val="single"/>
+              <w:right w:color="000000" w:space="0" w:sz="8" w:val="single"/>
+            </w:tcBorders>
+            <w:tcMar>
+              <w:top w:w="100.0" w:type="dxa"/>
+              <w:left w:w="100.0" w:type="dxa"/>
+              <w:bottom w:w="100.0" w:type="dxa"/>
+              <w:right w:w="100.0" w:type="dxa"/>
+            </w:tcMar>
+            <w:vAlign w:val="top"/>
+          </w:tcPr>
+          <w:p>
+            <w:pPr>
+              <w:rPr/>
+            </w:pPr>
+            <w:r>
+              <w:rPr>
+                <w:rtl w:val="0"/>
+              </w:rPr>
+              <w:t xml:space="preserve">M10×1</w:t>
+            </w:r>
+          </w:p>
+        </w:tc>
+        <w:tc>
+          <w:tcPr>
+            <w:tcBorders>
+              <w:top w:color="000000" w:space="0" w:sz="8" w:val="single"/>
+              <w:left w:color="000000" w:space="0" w:sz="8" w:val="single"/>
+              <w:bottom w:color="000000" w:space="0" w:sz="8" w:val="single"/>
+              <w:right w:color="000000" w:space="0" w:sz="8" w:val="single"/>
+            </w:tcBorders>
+            <w:tcMar>
+              <w:top w:w="100.0" w:type="dxa"/>
+              <w:left w:w="100.0" w:type="dxa"/>
+              <w:bottom w:w="100.0" w:type="dxa"/>
+              <w:right w:w="100.0" w:type="dxa"/>
+            </w:tcMar>
+            <w:vAlign w:val="top"/>
+          </w:tcPr>
+          <w:p>
+            <w:pPr>
+              <w:rPr/>
+            </w:pPr>
+            <w:r>
+              <w:rPr>
+                <w:rtl w:val="0"/>
+              </w:rPr>
+              <w:t xml:space="preserve">G1/4</w:t>
+            </w:r>
+          </w:p>
+        </w:tc>
+        <w:tc>
+          <w:tcPr>
+            <w:tcBorders>
+              <w:top w:color="000000" w:space="0" w:sz="8" w:val="single"/>
+              <w:left w:color="000000" w:space="0" w:sz="8" w:val="single"/>
+              <w:bottom w:color="000000" w:space="0" w:sz="8" w:val="single"/>
+              <w:right w:color="000000" w:space="0" w:sz="8" w:val="single"/>
+            </w:tcBorders>
+            <w:tcMar>
+              <w:top w:w="100.0" w:type="dxa"/>
+              <w:left w:w="100.0" w:type="dxa"/>
+              <w:bottom w:w="100.0" w:type="dxa"/>
+              <w:right w:w="100.0" w:type="dxa"/>
+            </w:tcMar>
+            <w:vAlign w:val="top"/>
+          </w:tcPr>
+          <w:p>
+            <w:pPr>
+              <w:rPr/>
+            </w:pPr>
+            <w:r>
+              <w:rPr>
+                <w:rtl w:val="0"/>
+              </w:rPr>
+              <w:t xml:space="preserve">Brass</w:t>
+            </w:r>
+          </w:p>
+        </w:tc>
+        <w:tc>
+          <w:tcPr>
+            <w:tcBorders>
+              <w:top w:color="000000" w:space="0" w:sz="8" w:val="single"/>
+              <w:left w:color="000000" w:space="0" w:sz="8" w:val="single"/>
+              <w:bottom w:color="000000" w:space="0" w:sz="8" w:val="single"/>
+              <w:right w:color="000000" w:space="0" w:sz="8" w:val="single"/>
+            </w:tcBorders>
+            <w:tcMar>
+              <w:top w:w="100.0" w:type="dxa"/>
+              <w:left w:w="100.0" w:type="dxa"/>
+              <w:bottom w:w="100.0" w:type="dxa"/>
+              <w:right w:w="100.0" w:type="dxa"/>
+            </w:tcMar>
+            <w:vAlign w:val="top"/>
+          </w:tcPr>
+          <w:p>
+            <w:pPr>
+              <w:rPr/>
+            </w:pPr>
+            <w:r>
+              <w:rPr>
+                <w:rtl w:val="0"/>
+              </w:rPr>
+              <w:t xml:space="preserve">104826</w:t>
+            </w:r>
+          </w:p>
+        </w:tc>
+      </w:tr>
+      <w:tr>
+        <w:trPr>
+          <w:cantSplit w:val="0"/>
+          <w:trHeight w:val="500" w:hRule="atLeast"/>
+          <w:tblHeader w:val="0"/>
+        </w:trPr>
+        <w:tc>
+          <w:tcPr>
+            <w:tcBorders>
+              <w:top w:color="000000" w:space="0" w:sz="8" w:val="single"/>
+              <w:left w:color="000000" w:space="0" w:sz="8" w:val="single"/>
+              <w:bottom w:color="000000" w:space="0" w:sz="8" w:val="single"/>
+              <w:right w:color="000000" w:space="0" w:sz="8" w:val="single"/>
+            </w:tcBorders>
+            <w:tcMar>
+              <w:top w:w="100.0" w:type="dxa"/>
+              <w:left w:w="100.0" w:type="dxa"/>
+              <w:bottom w:w="100.0" w:type="dxa"/>
+              <w:right w:w="100.0" w:type="dxa"/>
+            </w:tcMar>
+            <w:vAlign w:val="top"/>
+          </w:tcPr>
+          <w:p>
+            <w:pPr>
+              <w:rPr/>
+            </w:pPr>
+            <w:r>
+              <w:rPr>
+                <w:rtl w:val="0"/>
+              </w:rPr>
+              <w:t xml:space="preserve">90°</w:t>
+            </w:r>
+          </w:p>
+        </w:tc>
+        <w:tc>
+          <w:tcPr>
+            <w:tcBorders>
+              <w:top w:color="000000" w:space="0" w:sz="8" w:val="single"/>
+              <w:left w:color="000000" w:space="0" w:sz="8" w:val="single"/>
+              <w:bottom w:color="000000" w:space="0" w:sz="8" w:val="single"/>
+              <w:right w:color="000000" w:space="0" w:sz="8" w:val="single"/>
+            </w:tcBorders>
+            <w:tcMar>
+              <w:top w:w="100.0" w:type="dxa"/>
+              <w:left w:w="100.0" w:type="dxa"/>
+              <w:bottom w:w="100.0" w:type="dxa"/>
+              <w:right w:w="100.0" w:type="dxa"/>
+            </w:tcMar>
+            <w:vAlign w:val="top"/>
+          </w:tcPr>
+          <w:p>
+            <w:pPr>
+              <w:rPr/>
+            </w:pPr>
+            <w:r>
+              <w:rPr>
+                <w:rtl w:val="0"/>
+              </w:rPr>
+              <w:t xml:space="preserve">M6</w:t>
+            </w:r>
+          </w:p>
+        </w:tc>
+        <w:tc>
+          <w:tcPr>
+            <w:tcBorders>
+              <w:top w:color="000000" w:space="0" w:sz="8" w:val="single"/>
+              <w:left w:color="000000" w:space="0" w:sz="8" w:val="single"/>
+              <w:bottom w:color="000000" w:space="0" w:sz="8" w:val="single"/>
+              <w:right w:color="000000" w:space="0" w:sz="8" w:val="single"/>
+            </w:tcBorders>
+            <w:tcMar>
+              <w:top w:w="100.0" w:type="dxa"/>
+              <w:left w:w="100.0" w:type="dxa"/>
+              <w:bottom w:w="100.0" w:type="dxa"/>
+              <w:right w:w="100.0" w:type="dxa"/>
+            </w:tcMar>
+            <w:vAlign w:val="top"/>
+          </w:tcPr>
+          <w:p>
+            <w:pPr>
+              <w:rPr/>
+            </w:pPr>
+            <w:r>
+              <w:rPr>
+                <w:rtl w:val="0"/>
+              </w:rPr>
+              <w:t xml:space="preserve">G1/4</w:t>
+            </w:r>
+          </w:p>
+        </w:tc>
+        <w:tc>
+          <w:tcPr>
+            <w:tcBorders>
+              <w:top w:color="000000" w:space="0" w:sz="8" w:val="single"/>
+              <w:left w:color="000000" w:space="0" w:sz="8" w:val="single"/>
+              <w:bottom w:color="000000" w:space="0" w:sz="8" w:val="single"/>
+              <w:right w:color="000000" w:space="0" w:sz="8" w:val="single"/>
+            </w:tcBorders>
+            <w:tcMar>
+              <w:top w:w="100.0" w:type="dxa"/>
+              <w:left w:w="100.0" w:type="dxa"/>
+              <w:bottom w:w="100.0" w:type="dxa"/>
+              <w:right w:w="100.0" w:type="dxa"/>
+            </w:tcMar>
+            <w:vAlign w:val="top"/>
+          </w:tcPr>
+          <w:p>
+            <w:pPr>
+              <w:rPr/>
+            </w:pPr>
+            <w:r>
+              <w:rPr>
+                <w:rtl w:val="0"/>
+              </w:rPr>
+              <w:t xml:space="preserve">Brass</w:t>
+            </w:r>
+          </w:p>
+        </w:tc>
+        <w:tc>
+          <w:tcPr>
+            <w:tcBorders>
+              <w:top w:color="000000" w:space="0" w:sz="8" w:val="single"/>
+              <w:left w:color="000000" w:space="0" w:sz="8" w:val="single"/>
+              <w:bottom w:color="000000" w:space="0" w:sz="8" w:val="single"/>
+              <w:right w:color="000000" w:space="0" w:sz="8" w:val="single"/>
+            </w:tcBorders>
+            <w:tcMar>
+              <w:top w:w="100.0" w:type="dxa"/>
+              <w:left w:w="100.0" w:type="dxa"/>
+              <w:bottom w:w="100.0" w:type="dxa"/>
+              <w:right w:w="100.0" w:type="dxa"/>
+            </w:tcMar>
+            <w:vAlign w:val="top"/>
+          </w:tcPr>
+          <w:p>
+            <w:pPr>
+              <w:rPr/>
+            </w:pPr>
+            <w:r>
+              <w:rPr>
+                <w:rtl w:val="0"/>
+              </w:rPr>
+              <w:t xml:space="preserve">104828</w:t>
+            </w:r>
+          </w:p>
+        </w:tc>
+      </w:tr>
+      <w:tr>
+        <w:trPr>
+          <w:cantSplit w:val="0"/>
+          <w:trHeight w:val="500" w:hRule="atLeast"/>
+          <w:tblHeader w:val="0"/>
+        </w:trPr>
+        <w:tc>
+          <w:tcPr>
+            <w:tcBorders>
+              <w:top w:color="000000" w:space="0" w:sz="8" w:val="single"/>
+              <w:left w:color="000000" w:space="0" w:sz="8" w:val="single"/>
+              <w:bottom w:color="000000" w:space="0" w:sz="8" w:val="single"/>
+              <w:right w:color="000000" w:space="0" w:sz="8" w:val="single"/>
+            </w:tcBorders>
+            <w:tcMar>
+              <w:top w:w="100.0" w:type="dxa"/>
+              <w:left w:w="100.0" w:type="dxa"/>
+              <w:bottom w:w="100.0" w:type="dxa"/>
+              <w:right w:w="100.0" w:type="dxa"/>
+            </w:tcMar>
+            <w:vAlign w:val="top"/>
+          </w:tcPr>
+          <w:p>
+            <w:pPr>
+              <w:rPr/>
+            </w:pPr>
+            <w:r>
+              <w:rPr>
+                <w:rtl w:val="0"/>
+              </w:rPr>
+              <w:t xml:space="preserve">90°</w:t>
+            </w:r>
+          </w:p>
+        </w:tc>
+        <w:tc>
+          <w:tcPr>
+            <w:tcBorders>
+              <w:top w:color="000000" w:space="0" w:sz="8" w:val="single"/>
+              <w:left w:color="000000" w:space="0" w:sz="8" w:val="single"/>
+              <w:bottom w:color="000000" w:space="0" w:sz="8" w:val="single"/>
+              <w:right w:color="000000" w:space="0" w:sz="8" w:val="single"/>
+            </w:tcBorders>
+            <w:tcMar>
+              <w:top w:w="100.0" w:type="dxa"/>
+              <w:left w:w="100.0" w:type="dxa"/>
+              <w:bottom w:w="100.0" w:type="dxa"/>
+              <w:right w:w="100.0" w:type="dxa"/>
+            </w:tcMar>
+            <w:vAlign w:val="top"/>
+          </w:tcPr>
+          <w:p>
+            <w:pPr>
+              <w:rPr/>
+            </w:pPr>
+            <w:r>
+              <w:rPr>
+                <w:rtl w:val="0"/>
+              </w:rPr>
+              <w:t xml:space="preserve">M8×1</w:t>
+            </w:r>
+          </w:p>
+        </w:tc>
+        <w:tc>
+          <w:tcPr>
+            <w:tcBorders>
+              <w:top w:color="000000" w:space="0" w:sz="8" w:val="single"/>
+              <w:left w:color="000000" w:space="0" w:sz="8" w:val="single"/>
+              <w:bottom w:color="000000" w:space="0" w:sz="8" w:val="single"/>
+              <w:right w:color="000000" w:space="0" w:sz="8" w:val="single"/>
+            </w:tcBorders>
+            <w:tcMar>
+              <w:top w:w="100.0" w:type="dxa"/>
+              <w:left w:w="100.0" w:type="dxa"/>
+              <w:bottom w:w="100.0" w:type="dxa"/>
+              <w:right w:w="100.0" w:type="dxa"/>
+            </w:tcMar>
+            <w:vAlign w:val="top"/>
+          </w:tcPr>
+          <w:p>
+            <w:pPr>
+              <w:rPr/>
+            </w:pPr>
+            <w:r>
+              <w:rPr>
+                <w:rtl w:val="0"/>
+              </w:rPr>
+              <w:t xml:space="preserve">G1/4</w:t>
+            </w:r>
+          </w:p>
+        </w:tc>
+        <w:tc>
+          <w:tcPr>
+            <w:tcBorders>
+              <w:top w:color="000000" w:space="0" w:sz="8" w:val="single"/>
+              <w:left w:color="000000" w:space="0" w:sz="8" w:val="single"/>
+              <w:bottom w:color="000000" w:space="0" w:sz="8" w:val="single"/>
+              <w:right w:color="000000" w:space="0" w:sz="8" w:val="single"/>
+            </w:tcBorders>
+            <w:tcMar>
+              <w:top w:w="100.0" w:type="dxa"/>
+              <w:left w:w="100.0" w:type="dxa"/>
+              <w:bottom w:w="100.0" w:type="dxa"/>
+              <w:right w:w="100.0" w:type="dxa"/>
+            </w:tcMar>
+            <w:vAlign w:val="top"/>
+          </w:tcPr>
+          <w:p>
+            <w:pPr>
+              <w:rPr/>
+            </w:pPr>
+            <w:r>
+              <w:rPr>
+                <w:rtl w:val="0"/>
+              </w:rPr>
+              <w:t xml:space="preserve">Brass</w:t>
+            </w:r>
+          </w:p>
+        </w:tc>
+        <w:tc>
+          <w:tcPr>
+            <w:tcBorders>
+              <w:top w:color="000000" w:space="0" w:sz="8" w:val="single"/>
+              <w:left w:color="000000" w:space="0" w:sz="8" w:val="single"/>
+              <w:bottom w:color="000000" w:space="0" w:sz="8" w:val="single"/>
+              <w:right w:color="000000" w:space="0" w:sz="8" w:val="single"/>
+            </w:tcBorders>
+            <w:tcMar>
+              <w:top w:w="100.0" w:type="dxa"/>
+              <w:left w:w="100.0" w:type="dxa"/>
+              <w:bottom w:w="100.0" w:type="dxa"/>
+              <w:right w:w="100.0" w:type="dxa"/>
+            </w:tcMar>
+            <w:vAlign w:val="top"/>
+          </w:tcPr>
+          <w:p>
+            <w:pPr>
+              <w:rPr/>
+            </w:pPr>
+            <w:r>
+              <w:rPr>
+                <w:rtl w:val="0"/>
+              </w:rPr>
+              <w:t xml:space="preserve">104829</w:t>
+            </w:r>
+          </w:p>
+        </w:tc>
+      </w:tr>
+      <w:tr>
+        <w:trPr>
+          <w:cantSplit w:val="0"/>
+          <w:trHeight w:val="500" w:hRule="atLeast"/>
+          <w:tblHeader w:val="0"/>
+        </w:trPr>
+        <w:tc>
+          <w:tcPr>
+            <w:tcBorders>
+              <w:top w:color="000000" w:space="0" w:sz="8" w:val="single"/>
+              <w:left w:color="000000" w:space="0" w:sz="8" w:val="single"/>
+              <w:bottom w:color="000000" w:space="0" w:sz="8" w:val="single"/>
+              <w:right w:color="000000" w:space="0" w:sz="8" w:val="single"/>
+            </w:tcBorders>
+            <w:tcMar>
+              <w:top w:w="100.0" w:type="dxa"/>
+              <w:left w:w="100.0" w:type="dxa"/>
+              <w:bottom w:w="100.0" w:type="dxa"/>
+              <w:right w:w="100.0" w:type="dxa"/>
+            </w:tcMar>
+            <w:vAlign w:val="top"/>
+          </w:tcPr>
+          <w:p>
+            <w:pPr>
+              <w:rPr/>
+            </w:pPr>
+            <w:r>
+              <w:rPr>
+                <w:rtl w:val="0"/>
+              </w:rPr>
+              <w:t xml:space="preserve">90°</w:t>
+            </w:r>
+          </w:p>
+        </w:tc>
+        <w:tc>
+          <w:tcPr>
+            <w:tcBorders>
+              <w:top w:color="000000" w:space="0" w:sz="8" w:val="single"/>
+              <w:left w:color="000000" w:space="0" w:sz="8" w:val="single"/>
+              <w:bottom w:color="000000" w:space="0" w:sz="8" w:val="single"/>
+              <w:right w:color="000000" w:space="0" w:sz="8" w:val="single"/>
+            </w:tcBorders>
+            <w:tcMar>
+              <w:top w:w="100.0" w:type="dxa"/>
+              <w:left w:w="100.0" w:type="dxa"/>
+              <w:bottom w:w="100.0" w:type="dxa"/>
+              <w:right w:w="100.0" w:type="dxa"/>
+            </w:tcMar>
+            <w:vAlign w:val="top"/>
+          </w:tcPr>
+          <w:p>
+            <w:pPr>
+              <w:rPr/>
+            </w:pPr>
+            <w:r>
+              <w:rPr>
+                <w:rtl w:val="0"/>
+              </w:rPr>
+              <w:t xml:space="preserve">M10×1</w:t>
+            </w:r>
+          </w:p>
+        </w:tc>
+        <w:tc>
+          <w:tcPr>
+            <w:tcBorders>
+              <w:top w:color="000000" w:space="0" w:sz="8" w:val="single"/>
+              <w:left w:color="000000" w:space="0" w:sz="8" w:val="single"/>
+              <w:bottom w:color="000000" w:space="0" w:sz="8" w:val="single"/>
+              <w:right w:color="000000" w:space="0" w:sz="8" w:val="single"/>
+            </w:tcBorders>
+            <w:tcMar>
+              <w:top w:w="100.0" w:type="dxa"/>
+              <w:left w:w="100.0" w:type="dxa"/>
+              <w:bottom w:w="100.0" w:type="dxa"/>
+              <w:right w:w="100.0" w:type="dxa"/>
+            </w:tcMar>
+            <w:vAlign w:val="top"/>
+          </w:tcPr>
+          <w:p>
+            <w:pPr>
+              <w:rPr/>
+            </w:pPr>
+            <w:r>
+              <w:rPr>
+                <w:rtl w:val="0"/>
+              </w:rPr>
+              <w:t xml:space="preserve">G1/4</w:t>
+            </w:r>
+          </w:p>
+        </w:tc>
+        <w:tc>
+          <w:tcPr>
+            <w:tcBorders>
+              <w:top w:color="000000" w:space="0" w:sz="8" w:val="single"/>
+              <w:left w:color="000000" w:space="0" w:sz="8" w:val="single"/>
+              <w:bottom w:color="000000" w:space="0" w:sz="8" w:val="single"/>
+              <w:right w:color="000000" w:space="0" w:sz="8" w:val="single"/>
+            </w:tcBorders>
+            <w:tcMar>
+              <w:top w:w="100.0" w:type="dxa"/>
+              <w:left w:w="100.0" w:type="dxa"/>
+              <w:bottom w:w="100.0" w:type="dxa"/>
+              <w:right w:w="100.0" w:type="dxa"/>
+            </w:tcMar>
+            <w:vAlign w:val="top"/>
+          </w:tcPr>
+          <w:p>
+            <w:pPr>
+              <w:rPr/>
+            </w:pPr>
+            <w:r>
+              <w:rPr>
+                <w:rtl w:val="0"/>
+              </w:rPr>
+              <w:t xml:space="preserve">Brass</w:t>
+            </w:r>
+          </w:p>
+        </w:tc>
+        <w:tc>
+          <w:tcPr>
+            <w:tcBorders>
+              <w:top w:color="000000" w:space="0" w:sz="8" w:val="single"/>
+              <w:left w:color="000000" w:space="0" w:sz="8" w:val="single"/>
+              <w:bottom w:color="000000" w:space="0" w:sz="8" w:val="single"/>
+              <w:right w:color="000000" w:space="0" w:sz="8" w:val="single"/>
+            </w:tcBorders>
+            <w:tcMar>
+              <w:top w:w="100.0" w:type="dxa"/>
+              <w:left w:w="100.0" w:type="dxa"/>
+              <w:bottom w:w="100.0" w:type="dxa"/>
+              <w:right w:w="100.0" w:type="dxa"/>
+            </w:tcMar>
+            <w:vAlign w:val="top"/>
+          </w:tcPr>
+          <w:p>
+            <w:pPr>
+              <w:rPr/>
+            </w:pPr>
+            <w:r>
+              <w:rPr>
+                <w:rtl w:val="0"/>
+              </w:rPr>
+              <w:t xml:space="preserve">104830</w:t>
+            </w:r>
+          </w:p>
+        </w:tc>
+      </w:tr>
+    </w:tbl>
+    <w:p>
+      <w:pPr>
+        <w:ind w:left="0" w:firstLine="0"/>
+        <w:rPr>
+          <w:color w:val="ff0000"/>
+        </w:rPr>
+      </w:pPr>
+      <w:r>
+        <w:rPr>
+          <w:rtl w:val="0"/>
+        </w:rPr>
+      </w:r>
+    </w:p>
+    <w:p>
+      <w:pPr>
+        <w:ind w:left="0" w:firstLine="0"/>
+        <w:rPr/>
+      </w:pPr>
+      <w:r>
+        <w:rPr>
+          <w:rtl w:val="0"/>
+        </w:rPr>
+      </w:r>
+    </w:p>
+    <w:p>
+      <w:pPr>
+        <w:ind w:left="0" w:firstLine="0"/>
         <w:rPr/>
       </w:pPr>
       <w:r>
         <w:rPr/>
         <w:drawing>
           <wp:inline distB="114300" distT="114300" distL="114300" distR="114300">
-            <wp:extent cx="5731200" cy="2794000"/>
+            <wp:extent cx="5731200" cy="2286000"/>
             <wp:effectExtent b="0" l="0" r="0" t="0"/>
-            <wp:docPr id="8" name="image7.png"/>
+            <wp:docPr id="8" name="image9.png"/>
             <a:graphic>
               <a:graphicData uri="http://schemas.openxmlformats.org/drawingml/2006/picture">
                 <pic:pic>
                   <pic:nvPicPr>
-                    <pic:cNvPr id="0" name="image7.png"/>
+                    <pic:cNvPr id="0" name="image9.png"/>
                     <pic:cNvPicPr preferRelativeResize="0"/>
                   </pic:nvPicPr>
                   <pic:blipFill>
@@ -653,7 +2913,7 @@
                   <pic:spPr>
                     <a:xfrm>
                       <a:off x="0" y="0"/>
-                      <a:ext cx="5731200" cy="2794000"/>
+                      <a:ext cx="5731200" cy="2286000"/>
                     </a:xfrm>
                     <a:prstGeom prst="rect"/>
                     <a:ln/>
@@ -664,6 +2924,253 @@
           </wp:inline>
         </w:drawing>
       </w:r>
+      <w:r>
+        <w:rPr>
+          <w:rtl w:val="0"/>
+        </w:rPr>
+      </w:r>
+    </w:p>
+    <w:p>
+      <w:pPr>
+        <w:ind w:left="0" w:firstLine="0"/>
+        <w:rPr>
+          <w:i w:val="1"/>
+          <w:iCs w:val="1"/>
+        </w:rPr>
+      </w:pPr>
+      <w:r>
+        <w:rPr>
+          <w:i w:val="1"/>
+          <w:iCs w:val="1"/>
+          <w:rtl w:val="0"/>
+        </w:rPr>
+        <w:t xml:space="preserve">Tạo thông tin các sản phẩm này thành bảng</w:t>
+      </w:r>
+    </w:p>
+    <w:p>
+      <w:pPr>
+        <w:ind w:left="0" w:firstLine="0"/>
+        <w:rPr>
+          <w:i w:val="1"/>
+          <w:iCs w:val="1"/>
+        </w:rPr>
+      </w:pPr>
+      <w:r>
+        <w:rPr>
+          <w:rtl w:val="0"/>
+        </w:rPr>
+      </w:r>
+    </w:p>
+    <w:p>
+      <w:pPr>
+        <w:pStyle w:val="Heading2"/>
+        <w:rPr>
+          <w:b w:val="1"/>
+          <w:bCs w:val="1"/>
+        </w:rPr>
+      </w:pPr>
+      <w:bookmarkStart w:colFirst="0" w:colLast="0" w:name="_mzjfvjjcg95k" w:id="3"/>
+      <w:bookmarkEnd w:id="3"/>
+      <w:r>
+        <w:rPr>
+          <w:b w:val="1"/>
+          <w:bCs w:val="1"/>
+          <w:rtl w:val="0"/>
+        </w:rPr>
+        <w:t xml:space="preserve">Sửa nội dung với các dòng sp có nội dung technical data cụ thể (VD: Dòng perma PRO C MP-6)</w:t>
+      </w:r>
+    </w:p>
+    <w:p>
+      <w:pPr>
+        <w:rPr/>
+      </w:pPr>
+      <w:r>
+        <w:rPr/>
+        <w:drawing>
+          <wp:inline distB="114300" distT="114300" distL="114300" distR="114300">
+            <wp:extent cx="5731200" cy="2616200"/>
+            <wp:effectExtent b="0" l="0" r="0" t="0"/>
+            <wp:docPr id="7" name="image5.png"/>
+            <a:graphic>
+              <a:graphicData uri="http://schemas.openxmlformats.org/drawingml/2006/picture">
+                <pic:pic>
+                  <pic:nvPicPr>
+                    <pic:cNvPr id="0" name="image5.png"/>
+                    <pic:cNvPicPr preferRelativeResize="0"/>
+                  </pic:nvPicPr>
+                  <pic:blipFill>
+                    <a:blip r:embed="rId17"/>
+                    <a:srcRect b="0" l="0" r="0" t="0"/>
+                    <a:stretch>
+                      <a:fillRect/>
+                    </a:stretch>
+                  </pic:blipFill>
+                  <pic:spPr>
+                    <a:xfrm>
+                      <a:off x="0" y="0"/>
+                      <a:ext cx="5731200" cy="2616200"/>
+                    </a:xfrm>
+                    <a:prstGeom prst="rect"/>
+                    <a:ln/>
+                  </pic:spPr>
+                </pic:pic>
+              </a:graphicData>
+            </a:graphic>
+          </wp:inline>
+        </w:drawing>
+      </w:r>
+      <w:r>
+        <w:rPr>
+          <w:rtl w:val="0"/>
+        </w:rPr>
+        <w:t xml:space="preserve">Phần </w:t>
+      </w:r>
+      <w:r>
+        <w:rPr>
+          <w:i w:val="1"/>
+          <w:iCs w:val="1"/>
+          <w:u w:val="single"/>
+          <w:rtl w:val="0"/>
+        </w:rPr>
+        <w:t xml:space="preserve">Mô tả thông số</w:t>
+      </w:r>
+      <w:r>
+        <w:rPr>
+          <w:rtl w:val="0"/>
+        </w:rPr>
+        <w:t xml:space="preserve"> lấy thông tin theo template (Thay các trường thông tin ở [...]):</w:t>
+      </w:r>
+    </w:p>
+    <w:p>
+      <w:pPr>
+        <w:rPr/>
+      </w:pPr>
+      <w:r>
+        <w:rPr>
+          <w:rtl w:val="0"/>
+        </w:rPr>
+      </w:r>
+    </w:p>
+    <w:p>
+      <w:pPr>
+        <w:rPr/>
+      </w:pPr>
+      <w:r>
+        <w:rPr>
+          <w:color w:val="ff0000"/>
+          <w:rtl w:val="0"/>
+        </w:rPr>
+        <w:t xml:space="preserve">[Loại sản phẩm] [Tên dòng SP] [Thương hiệu] </w:t>
+      </w:r>
+      <w:r>
+        <w:rPr>
+          <w:rtl w:val="0"/>
+        </w:rPr>
+        <w:t xml:space="preserve">là thiết bị công nghiệp được sử dụng trong các hệ thống tự động hóa và điều khiển công nghiệp, đáp ứng các yêu cầu về độ chính xác, độ ổn định và độ tin cậy trong quá trình vận hành. Sản phẩm được thiết kế phù hợp với nhiều ứng dụng trong nhà máy và dây chuyền sản xuất, hỗ trợ đo lường, phát hiện, giám sát, điều khiển và tối ưu hóa quy trình.</w:t>
+      </w:r>
+    </w:p>
+    <w:p>
+      <w:pPr>
+        <w:rPr/>
+      </w:pPr>
+      <w:r>
+        <w:rPr>
+          <w:rtl w:val="0"/>
+        </w:rPr>
+      </w:r>
+    </w:p>
+    <w:p>
+      <w:pPr>
+        <w:rPr/>
+      </w:pPr>
+      <w:r>
+        <w:rPr>
+          <w:color w:val="ff0000"/>
+          <w:rtl w:val="0"/>
+        </w:rPr>
+        <w:t xml:space="preserve">[Loại sản phẩm] [Tên dòng SP] </w:t>
+      </w:r>
+      <w:r>
+        <w:rPr>
+          <w:rtl w:val="0"/>
+        </w:rPr>
+        <w:t xml:space="preserve">được sản xuất theo các tiêu chuẩn kỹ thuật của </w:t>
+      </w:r>
+      <w:r>
+        <w:rPr>
+          <w:color w:val="ff0000"/>
+          <w:rtl w:val="0"/>
+        </w:rPr>
+        <w:t xml:space="preserve">[Thương hiệu]</w:t>
+      </w:r>
+      <w:r>
+        <w:rPr>
+          <w:rtl w:val="0"/>
+        </w:rPr>
+        <w:t xml:space="preserve">, với các thông số kỹ thuật được công bố rõ ràng, giúp kỹ sư và bộ phận kỹ thuật dễ dàng lựa chọn, tích hợp và triển khai vào hệ thống tự động hóa.</w:t>
+      </w:r>
+    </w:p>
+    <w:p>
+      <w:pPr>
+        <w:rPr/>
+      </w:pPr>
+      <w:r>
+        <w:rPr>
+          <w:rtl w:val="0"/>
+        </w:rPr>
+      </w:r>
+    </w:p>
+    <w:p>
+      <w:pPr>
+        <w:rPr/>
+      </w:pPr>
+      <w:r>
+        <w:rPr>
+          <w:rtl w:val="0"/>
+        </w:rPr>
+        <w:t xml:space="preserve">Tùy thuộc vào từng model, sản phẩm có thể có các tùy chọn khác nhau về kích thước, phạm vi hoạt động, nguồn cấp, tín hiệu đầu ra, giao diện kết nối, cấp bảo vệ và điều kiện môi trường, đáp ứng đa dạng yêu cầu của các ứng dụng công nghiệp.</w:t>
+      </w:r>
+    </w:p>
+    <w:p>
+      <w:pPr>
+        <w:rPr/>
+      </w:pPr>
+      <w:r>
+        <w:rPr>
+          <w:rtl w:val="0"/>
+        </w:rPr>
+      </w:r>
+    </w:p>
+    <w:p>
+      <w:pPr>
+        <w:rPr/>
+      </w:pPr>
+      <w:r>
+        <w:rPr>
+          <w:rtl w:val="0"/>
+        </w:rPr>
+        <w:t xml:space="preserve">Dưới đây là bảng thông số kỹ thuật chi tiết của sản phẩm:</w:t>
+      </w:r>
+      <w:r>
+        <w:rPr>
+          <w:rtl w:val="0"/>
+        </w:rPr>
+      </w:r>
+    </w:p>
+    <w:p>
+      <w:pPr>
+        <w:rPr/>
+      </w:pPr>
+      <w:r>
+        <w:rPr>
+          <w:rtl w:val="0"/>
+        </w:rPr>
+      </w:r>
+    </w:p>
+    <w:p>
+      <w:pPr>
+        <w:rPr/>
+      </w:pPr>
       <w:r>
         <w:rPr>
           <w:rtl w:val="0"/>
@@ -791,8 +3298,121 @@
       </w:rPr>
     </w:lvl>
   </w:abstractNum>
+  <w:abstractNum w:abstractNumId="2">
+    <w:lvl w:ilvl="0">
+      <w:start w:val="1"/>
+      <w:numFmt w:val="decimal"/>
+      <w:lvlText w:val="%1."/>
+      <w:lvlJc w:val="left"/>
+      <w:pPr>
+        <w:ind w:left="720" w:hanging="360"/>
+      </w:pPr>
+      <w:rPr>
+        <w:u w:val="none"/>
+      </w:rPr>
+    </w:lvl>
+    <w:lvl w:ilvl="1">
+      <w:start w:val="1"/>
+      <w:numFmt w:val="lowerLetter"/>
+      <w:lvlText w:val="%2."/>
+      <w:lvlJc w:val="left"/>
+      <w:pPr>
+        <w:ind w:left="1440" w:hanging="360"/>
+      </w:pPr>
+      <w:rPr>
+        <w:u w:val="none"/>
+      </w:rPr>
+    </w:lvl>
+    <w:lvl w:ilvl="2">
+      <w:start w:val="1"/>
+      <w:numFmt w:val="lowerRoman"/>
+      <w:lvlText w:val="%3."/>
+      <w:lvlJc w:val="right"/>
+      <w:pPr>
+        <w:ind w:left="2160" w:hanging="360"/>
+      </w:pPr>
+      <w:rPr>
+        <w:u w:val="none"/>
+      </w:rPr>
+    </w:lvl>
+    <w:lvl w:ilvl="3">
+      <w:start w:val="1"/>
+      <w:numFmt w:val="decimal"/>
+      <w:lvlText w:val="%4."/>
+      <w:lvlJc w:val="left"/>
+      <w:pPr>
+        <w:ind w:left="2880" w:hanging="360"/>
+      </w:pPr>
+      <w:rPr>
+        <w:u w:val="none"/>
+      </w:rPr>
+    </w:lvl>
+    <w:lvl w:ilvl="4">
+      <w:start w:val="1"/>
+      <w:numFmt w:val="lowerLetter"/>
+      <w:lvlText w:val="%5."/>
+      <w:lvlJc w:val="left"/>
+      <w:pPr>
+        <w:ind w:left="3600" w:hanging="360"/>
+      </w:pPr>
+      <w:rPr>
+        <w:u w:val="none"/>
+      </w:rPr>
+    </w:lvl>
+    <w:lvl w:ilvl="5">
+      <w:start w:val="1"/>
+      <w:numFmt w:val="lowerRoman"/>
+      <w:lvlText w:val="%6."/>
+      <w:lvlJc w:val="right"/>
+      <w:pPr>
+        <w:ind w:left="4320" w:hanging="360"/>
+      </w:pPr>
+      <w:rPr>
+        <w:u w:val="none"/>
+      </w:rPr>
+    </w:lvl>
+    <w:lvl w:ilvl="6">
+      <w:start w:val="1"/>
+      <w:numFmt w:val="decimal"/>
+      <w:lvlText w:val="%7."/>
+      <w:lvlJc w:val="left"/>
+      <w:pPr>
+        <w:ind w:left="5040" w:hanging="360"/>
+      </w:pPr>
+      <w:rPr>
+        <w:u w:val="none"/>
+      </w:rPr>
+    </w:lvl>
+    <w:lvl w:ilvl="7">
+      <w:start w:val="1"/>
+      <w:numFmt w:val="lowerLetter"/>
+      <w:lvlText w:val="%8."/>
+      <w:lvlJc w:val="left"/>
+      <w:pPr>
+        <w:ind w:left="5760" w:hanging="360"/>
+      </w:pPr>
+      <w:rPr>
+        <w:u w:val="none"/>
+      </w:rPr>
+    </w:lvl>
+    <w:lvl w:ilvl="8">
+      <w:start w:val="1"/>
+      <w:numFmt w:val="lowerRoman"/>
+      <w:lvlText w:val="%9."/>
+      <w:lvlJc w:val="right"/>
+      <w:pPr>
+        <w:ind w:left="6480" w:hanging="360"/>
+      </w:pPr>
+      <w:rPr>
+        <w:u w:val="none"/>
+      </w:rPr>
+    </w:lvl>
+  </w:abstractNum>
   <w:num w:numId="1">
     <w:abstractNumId w:val="1"/>
+  </w:num>
+  <w:num w:numId="2">
+    <w:abstractNumId w:val="2"/>
   </w:num>
 </w:numbering>
 </file>
@@ -961,6 +3581,50 @@
       <w:sz w:val="30"/>
       <w:szCs w:val="30"/>
     </w:rPr>
+  </w:style>
+  <w:style w:type="table" w:styleId="Table1">
+    <w:basedOn w:val="TableNormal"/>
+    <w:tblPr>
+      <w:tblStyleRowBandSize w:val="1"/>
+      <w:tblStyleColBandSize w:val="1"/>
+      <w:tblCellMar/>
+    </w:tblPr>
+    <w:tblStylePr w:type="band1Horz">
+      <w:tcPr/>
+    </w:tblStylePr>
+    <w:tblStylePr w:type="band1Vert">
+      <w:tcPr/>
+    </w:tblStylePr>
+    <w:tblStylePr w:type="band2Horz">
+      <w:tcPr/>
+    </w:tblStylePr>
+    <w:tblStylePr w:type="band2Vert">
+      <w:tcPr/>
+    </w:tblStylePr>
+    <w:tblStylePr w:type="firstCol">
+      <w:tcPr/>
+    </w:tblStylePr>
+    <w:tblStylePr w:type="firstRow">
+      <w:tcPr/>
+    </w:tblStylePr>
+    <w:tblStylePr w:type="lastCol">
+      <w:tcPr/>
+    </w:tblStylePr>
+    <w:tblStylePr w:type="lastRow">
+      <w:tcPr/>
+    </w:tblStylePr>
+    <w:tblStylePr w:type="neCell">
+      <w:tcPr/>
+    </w:tblStylePr>
+    <w:tblStylePr w:type="nwCell">
+      <w:tcPr/>
+    </w:tblStylePr>
+    <w:tblStylePr w:type="seCell">
+      <w:tcPr/>
+    </w:tblStylePr>
+    <w:tblStylePr w:type="swCell">
+      <w:tcPr/>
+    </w:tblStylePr>
   </w:style>
 </w:styles>
 </file>
